--- a/Versão 1.6 -TG2_13_26889_27223_27224.docx
+++ b/Versão 1.6 -TG2_13_26889_27223_27224.docx
@@ -195,7 +195,6 @@
           <w:szCs w:val="48"/>
         </w:rPr>
       </w:pPr>
-      <w:proofErr w:type="spellStart"/>
       <w:r>
         <w:rPr>
           <w:rFonts w:eastAsia="Garamond" w:cs="Garamond"/>
@@ -206,7 +205,6 @@
         </w:rPr>
         <w:t>ApgarTrack</w:t>
       </w:r>
-      <w:proofErr w:type="spellEnd"/>
     </w:p>
     <w:p>
       <w:pPr>
@@ -638,7 +636,6 @@
           <w:szCs w:val="48"/>
         </w:rPr>
       </w:pPr>
-      <w:proofErr w:type="spellStart"/>
       <w:r>
         <w:rPr>
           <w:rFonts w:eastAsia="Garamond" w:cs="Garamond"/>
@@ -649,7 +646,6 @@
         </w:rPr>
         <w:t>ApgarTrack</w:t>
       </w:r>
-      <w:proofErr w:type="spellEnd"/>
     </w:p>
     <w:p>
       <w:pPr>
@@ -1112,7 +1108,7 @@
           <w:r>
             <w:fldChar w:fldCharType="separate"/>
           </w:r>
-          <w:hyperlink w:anchor="_Toc233296678" w:history="1">
+          <w:hyperlink w:anchor="_Toc233299970" w:history="1">
             <w:r>
               <w:rPr>
                 <w:rStyle w:val="Hiperligao"/>
@@ -1135,7 +1131,7 @@
                 <w:rStyle w:val="Hiperligao"/>
                 <w:noProof/>
               </w:rPr>
-              <w:t>Introdução (Falta texto da parte 2)</w:t>
+              <w:t>Introdução</w:t>
             </w:r>
             <w:r>
               <w:rPr>
@@ -1156,7 +1152,7 @@
                 <w:noProof/>
                 <w:webHidden/>
               </w:rPr>
-              <w:instrText xml:space="preserve"> PAGEREF _Toc233296678 \h </w:instrText>
+              <w:instrText xml:space="preserve"> PAGEREF _Toc233299970 \h </w:instrText>
             </w:r>
             <w:r>
               <w:rPr>
@@ -1202,7 +1198,7 @@
               <w:lang w:eastAsia="zh-CN"/>
             </w:rPr>
           </w:pPr>
-          <w:hyperlink w:anchor="_Toc233296679" w:history="1">
+          <w:hyperlink w:anchor="_Toc233299971" w:history="1">
             <w:r>
               <w:rPr>
                 <w:rStyle w:val="Hiperligao"/>
@@ -1246,7 +1242,7 @@
                 <w:noProof/>
                 <w:webHidden/>
               </w:rPr>
-              <w:instrText xml:space="preserve"> PAGEREF _Toc233296679 \h </w:instrText>
+              <w:instrText xml:space="preserve"> PAGEREF _Toc233299971 \h </w:instrText>
             </w:r>
             <w:r>
               <w:rPr>
@@ -1292,7 +1288,7 @@
               <w:lang w:eastAsia="zh-CN"/>
             </w:rPr>
           </w:pPr>
-          <w:hyperlink w:anchor="_Toc233296680" w:history="1">
+          <w:hyperlink w:anchor="_Toc233299972" w:history="1">
             <w:r>
               <w:rPr>
                 <w:rStyle w:val="Hiperligao"/>
@@ -1336,7 +1332,7 @@
                 <w:noProof/>
                 <w:webHidden/>
               </w:rPr>
-              <w:instrText xml:space="preserve"> PAGEREF _Toc233296680 \h </w:instrText>
+              <w:instrText xml:space="preserve"> PAGEREF _Toc233299972 \h </w:instrText>
             </w:r>
             <w:r>
               <w:rPr>
@@ -1382,7 +1378,7 @@
               <w:lang w:eastAsia="zh-CN"/>
             </w:rPr>
           </w:pPr>
-          <w:hyperlink w:anchor="_Toc233296681" w:history="1">
+          <w:hyperlink w:anchor="_Toc233299973" w:history="1">
             <w:r>
               <w:rPr>
                 <w:rStyle w:val="Hiperligao"/>
@@ -1426,7 +1422,7 @@
                 <w:noProof/>
                 <w:webHidden/>
               </w:rPr>
-              <w:instrText xml:space="preserve"> PAGEREF _Toc233296681 \h </w:instrText>
+              <w:instrText xml:space="preserve"> PAGEREF _Toc233299973 \h </w:instrText>
             </w:r>
             <w:r>
               <w:rPr>
@@ -1472,7 +1468,7 @@
               <w:lang w:eastAsia="zh-CN"/>
             </w:rPr>
           </w:pPr>
-          <w:hyperlink w:anchor="_Toc233296682" w:history="1">
+          <w:hyperlink w:anchor="_Toc233299974" w:history="1">
             <w:r>
               <w:rPr>
                 <w:rStyle w:val="Hiperligao"/>
@@ -1516,7 +1512,7 @@
                 <w:noProof/>
                 <w:webHidden/>
               </w:rPr>
-              <w:instrText xml:space="preserve"> PAGEREF _Toc233296682 \h </w:instrText>
+              <w:instrText xml:space="preserve"> PAGEREF _Toc233299974 \h </w:instrText>
             </w:r>
             <w:r>
               <w:rPr>
@@ -1562,7 +1558,7 @@
               <w:lang w:eastAsia="zh-CN"/>
             </w:rPr>
           </w:pPr>
-          <w:hyperlink w:anchor="_Toc233296683" w:history="1">
+          <w:hyperlink w:anchor="_Toc233299975" w:history="1">
             <w:r>
               <w:rPr>
                 <w:rStyle w:val="Hiperligao"/>
@@ -1606,7 +1602,7 @@
                 <w:noProof/>
                 <w:webHidden/>
               </w:rPr>
-              <w:instrText xml:space="preserve"> PAGEREF _Toc233296683 \h </w:instrText>
+              <w:instrText xml:space="preserve"> PAGEREF _Toc233299975 \h </w:instrText>
             </w:r>
             <w:r>
               <w:rPr>
@@ -1652,7 +1648,7 @@
               <w:lang w:eastAsia="zh-CN"/>
             </w:rPr>
           </w:pPr>
-          <w:hyperlink w:anchor="_Toc233296684" w:history="1">
+          <w:hyperlink w:anchor="_Toc233299976" w:history="1">
             <w:r>
               <w:rPr>
                 <w:rStyle w:val="Hiperligao"/>
@@ -1696,7 +1692,7 @@
                 <w:noProof/>
                 <w:webHidden/>
               </w:rPr>
-              <w:instrText xml:space="preserve"> PAGEREF _Toc233296684 \h </w:instrText>
+              <w:instrText xml:space="preserve"> PAGEREF _Toc233299976 \h </w:instrText>
             </w:r>
             <w:r>
               <w:rPr>
@@ -1742,7 +1738,7 @@
               <w:lang w:eastAsia="zh-CN"/>
             </w:rPr>
           </w:pPr>
-          <w:hyperlink w:anchor="_Toc233296685" w:history="1">
+          <w:hyperlink w:anchor="_Toc233299977" w:history="1">
             <w:r>
               <w:rPr>
                 <w:rStyle w:val="Hiperligao"/>
@@ -1786,7 +1782,7 @@
                 <w:noProof/>
                 <w:webHidden/>
               </w:rPr>
-              <w:instrText xml:space="preserve"> PAGEREF _Toc233296685 \h </w:instrText>
+              <w:instrText xml:space="preserve"> PAGEREF _Toc233299977 \h </w:instrText>
             </w:r>
             <w:r>
               <w:rPr>
@@ -1832,7 +1828,7 @@
               <w:lang w:eastAsia="zh-CN"/>
             </w:rPr>
           </w:pPr>
-          <w:hyperlink w:anchor="_Toc233296686" w:history="1">
+          <w:hyperlink w:anchor="_Toc233299978" w:history="1">
             <w:r>
               <w:rPr>
                 <w:rStyle w:val="Hiperligao"/>
@@ -1876,7 +1872,7 @@
                 <w:noProof/>
                 <w:webHidden/>
               </w:rPr>
-              <w:instrText xml:space="preserve"> PAGEREF _Toc233296686 \h </w:instrText>
+              <w:instrText xml:space="preserve"> PAGEREF _Toc233299978 \h </w:instrText>
             </w:r>
             <w:r>
               <w:rPr>
@@ -1922,7 +1918,7 @@
               <w:lang w:eastAsia="zh-CN"/>
             </w:rPr>
           </w:pPr>
-          <w:hyperlink w:anchor="_Toc233296687" w:history="1">
+          <w:hyperlink w:anchor="_Toc233299979" w:history="1">
             <w:r>
               <w:rPr>
                 <w:rStyle w:val="Hiperligao"/>
@@ -1966,7 +1962,7 @@
                 <w:noProof/>
                 <w:webHidden/>
               </w:rPr>
-              <w:instrText xml:space="preserve"> PAGEREF _Toc233296687 \h </w:instrText>
+              <w:instrText xml:space="preserve"> PAGEREF _Toc233299979 \h </w:instrText>
             </w:r>
             <w:r>
               <w:rPr>
@@ -2012,7 +2008,7 @@
               <w:lang w:eastAsia="zh-CN"/>
             </w:rPr>
           </w:pPr>
-          <w:hyperlink w:anchor="_Toc233296688" w:history="1">
+          <w:hyperlink w:anchor="_Toc233299980" w:history="1">
             <w:r>
               <w:rPr>
                 <w:rStyle w:val="Hiperligao"/>
@@ -2056,7 +2052,7 @@
                 <w:noProof/>
                 <w:webHidden/>
               </w:rPr>
-              <w:instrText xml:space="preserve"> PAGEREF _Toc233296688 \h </w:instrText>
+              <w:instrText xml:space="preserve"> PAGEREF _Toc233299980 \h </w:instrText>
             </w:r>
             <w:r>
               <w:rPr>
@@ -2102,7 +2098,7 @@
               <w:lang w:eastAsia="zh-CN"/>
             </w:rPr>
           </w:pPr>
-          <w:hyperlink w:anchor="_Toc233296689" w:history="1">
+          <w:hyperlink w:anchor="_Toc233299981" w:history="1">
             <w:r>
               <w:rPr>
                 <w:rStyle w:val="Hiperligao"/>
@@ -2146,7 +2142,7 @@
                 <w:noProof/>
                 <w:webHidden/>
               </w:rPr>
-              <w:instrText xml:space="preserve"> PAGEREF _Toc233296689 \h </w:instrText>
+              <w:instrText xml:space="preserve"> PAGEREF _Toc233299981 \h </w:instrText>
             </w:r>
             <w:r>
               <w:rPr>
@@ -2192,7 +2188,7 @@
               <w:lang w:eastAsia="zh-CN"/>
             </w:rPr>
           </w:pPr>
-          <w:hyperlink w:anchor="_Toc233296690" w:history="1">
+          <w:hyperlink w:anchor="_Toc233299982" w:history="1">
             <w:r>
               <w:rPr>
                 <w:rStyle w:val="Hiperligao"/>
@@ -2236,7 +2232,7 @@
                 <w:noProof/>
                 <w:webHidden/>
               </w:rPr>
-              <w:instrText xml:space="preserve"> PAGEREF _Toc233296690 \h </w:instrText>
+              <w:instrText xml:space="preserve"> PAGEREF _Toc233299982 \h </w:instrText>
             </w:r>
             <w:r>
               <w:rPr>
@@ -2282,7 +2278,7 @@
               <w:lang w:eastAsia="zh-CN"/>
             </w:rPr>
           </w:pPr>
-          <w:hyperlink w:anchor="_Toc233296691" w:history="1">
+          <w:hyperlink w:anchor="_Toc233299983" w:history="1">
             <w:r>
               <w:rPr>
                 <w:rStyle w:val="Hiperligao"/>
@@ -2326,7 +2322,7 @@
                 <w:noProof/>
                 <w:webHidden/>
               </w:rPr>
-              <w:instrText xml:space="preserve"> PAGEREF _Toc233296691 \h </w:instrText>
+              <w:instrText xml:space="preserve"> PAGEREF _Toc233299983 \h </w:instrText>
             </w:r>
             <w:r>
               <w:rPr>
@@ -2372,7 +2368,7 @@
               <w:lang w:eastAsia="zh-CN"/>
             </w:rPr>
           </w:pPr>
-          <w:hyperlink w:anchor="_Toc233296692" w:history="1">
+          <w:hyperlink w:anchor="_Toc233299984" w:history="1">
             <w:r>
               <w:rPr>
                 <w:rStyle w:val="Hiperligao"/>
@@ -2416,7 +2412,7 @@
                 <w:noProof/>
                 <w:webHidden/>
               </w:rPr>
-              <w:instrText xml:space="preserve"> PAGEREF _Toc233296692 \h </w:instrText>
+              <w:instrText xml:space="preserve"> PAGEREF _Toc233299984 \h </w:instrText>
             </w:r>
             <w:r>
               <w:rPr>
@@ -2462,7 +2458,7 @@
               <w:lang w:eastAsia="zh-CN"/>
             </w:rPr>
           </w:pPr>
-          <w:hyperlink w:anchor="_Toc233296693" w:history="1">
+          <w:hyperlink w:anchor="_Toc233299985" w:history="1">
             <w:r>
               <w:rPr>
                 <w:rStyle w:val="Hiperligao"/>
@@ -2506,7 +2502,7 @@
                 <w:noProof/>
                 <w:webHidden/>
               </w:rPr>
-              <w:instrText xml:space="preserve"> PAGEREF _Toc233296693 \h </w:instrText>
+              <w:instrText xml:space="preserve"> PAGEREF _Toc233299985 \h </w:instrText>
             </w:r>
             <w:r>
               <w:rPr>
@@ -2552,7 +2548,7 @@
               <w:lang w:eastAsia="zh-CN"/>
             </w:rPr>
           </w:pPr>
-          <w:hyperlink w:anchor="_Toc233296694" w:history="1">
+          <w:hyperlink w:anchor="_Toc233299986" w:history="1">
             <w:r>
               <w:rPr>
                 <w:rStyle w:val="Hiperligao"/>
@@ -2596,7 +2592,7 @@
                 <w:noProof/>
                 <w:webHidden/>
               </w:rPr>
-              <w:instrText xml:space="preserve"> PAGEREF _Toc233296694 \h </w:instrText>
+              <w:instrText xml:space="preserve"> PAGEREF _Toc233299986 \h </w:instrText>
             </w:r>
             <w:r>
               <w:rPr>
@@ -2642,7 +2638,7 @@
               <w:lang w:eastAsia="zh-CN"/>
             </w:rPr>
           </w:pPr>
-          <w:hyperlink w:anchor="_Toc233296695" w:history="1">
+          <w:hyperlink w:anchor="_Toc233299987" w:history="1">
             <w:r>
               <w:rPr>
                 <w:rStyle w:val="Hiperligao"/>
@@ -2686,7 +2682,7 @@
                 <w:noProof/>
                 <w:webHidden/>
               </w:rPr>
-              <w:instrText xml:space="preserve"> PAGEREF _Toc233296695 \h </w:instrText>
+              <w:instrText xml:space="preserve"> PAGEREF _Toc233299987 \h </w:instrText>
             </w:r>
             <w:r>
               <w:rPr>
@@ -2732,7 +2728,7 @@
               <w:lang w:eastAsia="zh-CN"/>
             </w:rPr>
           </w:pPr>
-          <w:hyperlink w:anchor="_Toc233296696" w:history="1">
+          <w:hyperlink w:anchor="_Toc233299988" w:history="1">
             <w:r>
               <w:rPr>
                 <w:rStyle w:val="Hiperligao"/>
@@ -2776,7 +2772,7 @@
                 <w:noProof/>
                 <w:webHidden/>
               </w:rPr>
-              <w:instrText xml:space="preserve"> PAGEREF _Toc233296696 \h </w:instrText>
+              <w:instrText xml:space="preserve"> PAGEREF _Toc233299988 \h </w:instrText>
             </w:r>
             <w:r>
               <w:rPr>
@@ -2822,7 +2818,7 @@
               <w:lang w:eastAsia="zh-CN"/>
             </w:rPr>
           </w:pPr>
-          <w:hyperlink w:anchor="_Toc233296697" w:history="1">
+          <w:hyperlink w:anchor="_Toc233299989" w:history="1">
             <w:r>
               <w:rPr>
                 <w:rStyle w:val="Hiperligao"/>
@@ -2866,7 +2862,7 @@
                 <w:noProof/>
                 <w:webHidden/>
               </w:rPr>
-              <w:instrText xml:space="preserve"> PAGEREF _Toc233296697 \h </w:instrText>
+              <w:instrText xml:space="preserve"> PAGEREF _Toc233299989 \h </w:instrText>
             </w:r>
             <w:r>
               <w:rPr>
@@ -2912,7 +2908,7 @@
               <w:lang w:eastAsia="zh-CN"/>
             </w:rPr>
           </w:pPr>
-          <w:hyperlink w:anchor="_Toc233296698" w:history="1">
+          <w:hyperlink w:anchor="_Toc233299990" w:history="1">
             <w:r>
               <w:rPr>
                 <w:rStyle w:val="Hiperligao"/>
@@ -2956,7 +2952,7 @@
                 <w:noProof/>
                 <w:webHidden/>
               </w:rPr>
-              <w:instrText xml:space="preserve"> PAGEREF _Toc233296698 \h </w:instrText>
+              <w:instrText xml:space="preserve"> PAGEREF _Toc233299990 \h </w:instrText>
             </w:r>
             <w:r>
               <w:rPr>
@@ -3002,7 +2998,7 @@
               <w:lang w:eastAsia="zh-CN"/>
             </w:rPr>
           </w:pPr>
-          <w:hyperlink w:anchor="_Toc233296699" w:history="1">
+          <w:hyperlink w:anchor="_Toc233299991" w:history="1">
             <w:r>
               <w:rPr>
                 <w:rStyle w:val="Hiperligao"/>
@@ -3046,7 +3042,7 @@
                 <w:noProof/>
                 <w:webHidden/>
               </w:rPr>
-              <w:instrText xml:space="preserve"> PAGEREF _Toc233296699 \h </w:instrText>
+              <w:instrText xml:space="preserve"> PAGEREF _Toc233299991 \h </w:instrText>
             </w:r>
             <w:r>
               <w:rPr>
@@ -3092,7 +3088,7 @@
               <w:lang w:eastAsia="zh-CN"/>
             </w:rPr>
           </w:pPr>
-          <w:hyperlink w:anchor="_Toc233296700" w:history="1">
+          <w:hyperlink w:anchor="_Toc233299992" w:history="1">
             <w:r>
               <w:rPr>
                 <w:rStyle w:val="Hiperligao"/>
@@ -3136,7 +3132,7 @@
                 <w:noProof/>
                 <w:webHidden/>
               </w:rPr>
-              <w:instrText xml:space="preserve"> PAGEREF _Toc233296700 \h </w:instrText>
+              <w:instrText xml:space="preserve"> PAGEREF _Toc233299992 \h </w:instrText>
             </w:r>
             <w:r>
               <w:rPr>
@@ -3182,7 +3178,7 @@
               <w:lang w:eastAsia="zh-CN"/>
             </w:rPr>
           </w:pPr>
-          <w:hyperlink w:anchor="_Toc233296701" w:history="1">
+          <w:hyperlink w:anchor="_Toc233299993" w:history="1">
             <w:r>
               <w:rPr>
                 <w:rStyle w:val="Hiperligao"/>
@@ -3226,7 +3222,7 @@
                 <w:noProof/>
                 <w:webHidden/>
               </w:rPr>
-              <w:instrText xml:space="preserve"> PAGEREF _Toc233296701 \h </w:instrText>
+              <w:instrText xml:space="preserve"> PAGEREF _Toc233299993 \h </w:instrText>
             </w:r>
             <w:r>
               <w:rPr>
@@ -3272,7 +3268,7 @@
               <w:lang w:eastAsia="zh-CN"/>
             </w:rPr>
           </w:pPr>
-          <w:hyperlink w:anchor="_Toc233296702" w:history="1">
+          <w:hyperlink w:anchor="_Toc233299994" w:history="1">
             <w:r>
               <w:rPr>
                 <w:rStyle w:val="Hiperligao"/>
@@ -3316,7 +3312,7 @@
                 <w:noProof/>
                 <w:webHidden/>
               </w:rPr>
-              <w:instrText xml:space="preserve"> PAGEREF _Toc233296702 \h </w:instrText>
+              <w:instrText xml:space="preserve"> PAGEREF _Toc233299994 \h </w:instrText>
             </w:r>
             <w:r>
               <w:rPr>
@@ -3362,7 +3358,7 @@
               <w:lang w:eastAsia="zh-CN"/>
             </w:rPr>
           </w:pPr>
-          <w:hyperlink w:anchor="_Toc233296703" w:history="1">
+          <w:hyperlink w:anchor="_Toc233299995" w:history="1">
             <w:r>
               <w:rPr>
                 <w:rStyle w:val="Hiperligao"/>
@@ -3406,7 +3402,7 @@
                 <w:noProof/>
                 <w:webHidden/>
               </w:rPr>
-              <w:instrText xml:space="preserve"> PAGEREF _Toc233296703 \h </w:instrText>
+              <w:instrText xml:space="preserve"> PAGEREF _Toc233299995 \h </w:instrText>
             </w:r>
             <w:r>
               <w:rPr>
@@ -3452,7 +3448,7 @@
               <w:lang w:eastAsia="zh-CN"/>
             </w:rPr>
           </w:pPr>
-          <w:hyperlink w:anchor="_Toc233296704" w:history="1">
+          <w:hyperlink w:anchor="_Toc233299996" w:history="1">
             <w:r>
               <w:rPr>
                 <w:rStyle w:val="Hiperligao"/>
@@ -3496,7 +3492,7 @@
                 <w:noProof/>
                 <w:webHidden/>
               </w:rPr>
-              <w:instrText xml:space="preserve"> PAGEREF _Toc233296704 \h </w:instrText>
+              <w:instrText xml:space="preserve"> PAGEREF _Toc233299996 \h </w:instrText>
             </w:r>
             <w:r>
               <w:rPr>
@@ -3542,7 +3538,7 @@
               <w:lang w:eastAsia="zh-CN"/>
             </w:rPr>
           </w:pPr>
-          <w:hyperlink w:anchor="_Toc233296705" w:history="1">
+          <w:hyperlink w:anchor="_Toc233299997" w:history="1">
             <w:r>
               <w:rPr>
                 <w:rStyle w:val="Hiperligao"/>
@@ -3586,7 +3582,7 @@
                 <w:noProof/>
                 <w:webHidden/>
               </w:rPr>
-              <w:instrText xml:space="preserve"> PAGEREF _Toc233296705 \h </w:instrText>
+              <w:instrText xml:space="preserve"> PAGEREF _Toc233299997 \h </w:instrText>
             </w:r>
             <w:r>
               <w:rPr>
@@ -3632,7 +3628,7 @@
               <w:lang w:eastAsia="zh-CN"/>
             </w:rPr>
           </w:pPr>
-          <w:hyperlink w:anchor="_Toc233296706" w:history="1">
+          <w:hyperlink w:anchor="_Toc233299998" w:history="1">
             <w:r>
               <w:rPr>
                 <w:rStyle w:val="Hiperligao"/>
@@ -3676,7 +3672,7 @@
                 <w:noProof/>
                 <w:webHidden/>
               </w:rPr>
-              <w:instrText xml:space="preserve"> PAGEREF _Toc233296706 \h </w:instrText>
+              <w:instrText xml:space="preserve"> PAGEREF _Toc233299998 \h </w:instrText>
             </w:r>
             <w:r>
               <w:rPr>
@@ -3722,7 +3718,7 @@
               <w:lang w:eastAsia="zh-CN"/>
             </w:rPr>
           </w:pPr>
-          <w:hyperlink w:anchor="_Toc233296707" w:history="1">
+          <w:hyperlink w:anchor="_Toc233299999" w:history="1">
             <w:r>
               <w:rPr>
                 <w:rStyle w:val="Hiperligao"/>
@@ -3766,7 +3762,7 @@
                 <w:noProof/>
                 <w:webHidden/>
               </w:rPr>
-              <w:instrText xml:space="preserve"> PAGEREF _Toc233296707 \h </w:instrText>
+              <w:instrText xml:space="preserve"> PAGEREF _Toc233299999 \h </w:instrText>
             </w:r>
             <w:r>
               <w:rPr>
@@ -3812,7 +3808,7 @@
               <w:lang w:eastAsia="zh-CN"/>
             </w:rPr>
           </w:pPr>
-          <w:hyperlink w:anchor="_Toc233296708" w:history="1">
+          <w:hyperlink w:anchor="_Toc233300000" w:history="1">
             <w:r>
               <w:rPr>
                 <w:rStyle w:val="Hiperligao"/>
@@ -3856,7 +3852,7 @@
                 <w:noProof/>
                 <w:webHidden/>
               </w:rPr>
-              <w:instrText xml:space="preserve"> PAGEREF _Toc233296708 \h </w:instrText>
+              <w:instrText xml:space="preserve"> PAGEREF _Toc233300000 \h </w:instrText>
             </w:r>
             <w:r>
               <w:rPr>
@@ -3902,7 +3898,7 @@
               <w:lang w:eastAsia="zh-CN"/>
             </w:rPr>
           </w:pPr>
-          <w:hyperlink w:anchor="_Toc233296709" w:history="1">
+          <w:hyperlink w:anchor="_Toc233300001" w:history="1">
             <w:r>
               <w:rPr>
                 <w:rStyle w:val="Hiperligao"/>
@@ -3946,7 +3942,7 @@
                 <w:noProof/>
                 <w:webHidden/>
               </w:rPr>
-              <w:instrText xml:space="preserve"> PAGEREF _Toc233296709 \h </w:instrText>
+              <w:instrText xml:space="preserve"> PAGEREF _Toc233300001 \h </w:instrText>
             </w:r>
             <w:r>
               <w:rPr>
@@ -3992,7 +3988,7 @@
               <w:lang w:eastAsia="zh-CN"/>
             </w:rPr>
           </w:pPr>
-          <w:hyperlink w:anchor="_Toc233296710" w:history="1">
+          <w:hyperlink w:anchor="_Toc233300002" w:history="1">
             <w:r>
               <w:rPr>
                 <w:rStyle w:val="Hiperligao"/>
@@ -4036,7 +4032,7 @@
                 <w:noProof/>
                 <w:webHidden/>
               </w:rPr>
-              <w:instrText xml:space="preserve"> PAGEREF _Toc233296710 \h </w:instrText>
+              <w:instrText xml:space="preserve"> PAGEREF _Toc233300002 \h </w:instrText>
             </w:r>
             <w:r>
               <w:rPr>
@@ -4082,7 +4078,7 @@
               <w:lang w:eastAsia="zh-CN"/>
             </w:rPr>
           </w:pPr>
-          <w:hyperlink w:anchor="_Toc233296711" w:history="1">
+          <w:hyperlink w:anchor="_Toc233300003" w:history="1">
             <w:r>
               <w:rPr>
                 <w:rStyle w:val="Hiperligao"/>
@@ -4126,7 +4122,7 @@
                 <w:noProof/>
                 <w:webHidden/>
               </w:rPr>
-              <w:instrText xml:space="preserve"> PAGEREF _Toc233296711 \h </w:instrText>
+              <w:instrText xml:space="preserve"> PAGEREF _Toc233300003 \h </w:instrText>
             </w:r>
             <w:r>
               <w:rPr>
@@ -4172,7 +4168,7 @@
               <w:lang w:eastAsia="zh-CN"/>
             </w:rPr>
           </w:pPr>
-          <w:hyperlink w:anchor="_Toc233296712" w:history="1">
+          <w:hyperlink w:anchor="_Toc233300004" w:history="1">
             <w:r>
               <w:rPr>
                 <w:rStyle w:val="Hiperligao"/>
@@ -4216,7 +4212,7 @@
                 <w:noProof/>
                 <w:webHidden/>
               </w:rPr>
-              <w:instrText xml:space="preserve"> PAGEREF _Toc233296712 \h </w:instrText>
+              <w:instrText xml:space="preserve"> PAGEREF _Toc233300004 \h </w:instrText>
             </w:r>
             <w:r>
               <w:rPr>
@@ -4262,7 +4258,7 @@
               <w:lang w:eastAsia="zh-CN"/>
             </w:rPr>
           </w:pPr>
-          <w:hyperlink w:anchor="_Toc233296713" w:history="1">
+          <w:hyperlink w:anchor="_Toc233300005" w:history="1">
             <w:r>
               <w:rPr>
                 <w:rStyle w:val="Hiperligao"/>
@@ -4306,7 +4302,7 @@
                 <w:noProof/>
                 <w:webHidden/>
               </w:rPr>
-              <w:instrText xml:space="preserve"> PAGEREF _Toc233296713 \h </w:instrText>
+              <w:instrText xml:space="preserve"> PAGEREF _Toc233300005 \h </w:instrText>
             </w:r>
             <w:r>
               <w:rPr>
@@ -4352,7 +4348,7 @@
               <w:lang w:eastAsia="zh-CN"/>
             </w:rPr>
           </w:pPr>
-          <w:hyperlink w:anchor="_Toc233296714" w:history="1">
+          <w:hyperlink w:anchor="_Toc233300006" w:history="1">
             <w:r>
               <w:rPr>
                 <w:rStyle w:val="Hiperligao"/>
@@ -4396,7 +4392,7 @@
                 <w:noProof/>
                 <w:webHidden/>
               </w:rPr>
-              <w:instrText xml:space="preserve"> PAGEREF _Toc233296714 \h </w:instrText>
+              <w:instrText xml:space="preserve"> PAGEREF _Toc233300006 \h </w:instrText>
             </w:r>
             <w:r>
               <w:rPr>
@@ -4442,7 +4438,7 @@
               <w:lang w:eastAsia="zh-CN"/>
             </w:rPr>
           </w:pPr>
-          <w:hyperlink w:anchor="_Toc233296715" w:history="1">
+          <w:hyperlink w:anchor="_Toc233300007" w:history="1">
             <w:r>
               <w:rPr>
                 <w:rStyle w:val="Hiperligao"/>
@@ -4486,7 +4482,7 @@
                 <w:noProof/>
                 <w:webHidden/>
               </w:rPr>
-              <w:instrText xml:space="preserve"> PAGEREF _Toc233296715 \h </w:instrText>
+              <w:instrText xml:space="preserve"> PAGEREF _Toc233300007 \h </w:instrText>
             </w:r>
             <w:r>
               <w:rPr>
@@ -4532,7 +4528,7 @@
               <w:lang w:eastAsia="zh-CN"/>
             </w:rPr>
           </w:pPr>
-          <w:hyperlink w:anchor="_Toc233296716" w:history="1">
+          <w:hyperlink w:anchor="_Toc233300008" w:history="1">
             <w:r>
               <w:rPr>
                 <w:rStyle w:val="Hiperligao"/>
@@ -4576,7 +4572,7 @@
                 <w:noProof/>
                 <w:webHidden/>
               </w:rPr>
-              <w:instrText xml:space="preserve"> PAGEREF _Toc233296716 \h </w:instrText>
+              <w:instrText xml:space="preserve"> PAGEREF _Toc233300008 \h </w:instrText>
             </w:r>
             <w:r>
               <w:rPr>
@@ -4622,7 +4618,7 @@
               <w:lang w:eastAsia="zh-CN"/>
             </w:rPr>
           </w:pPr>
-          <w:hyperlink w:anchor="_Toc233296717" w:history="1">
+          <w:hyperlink w:anchor="_Toc233300009" w:history="1">
             <w:r>
               <w:rPr>
                 <w:rStyle w:val="Hiperligao"/>
@@ -4666,7 +4662,7 @@
                 <w:noProof/>
                 <w:webHidden/>
               </w:rPr>
-              <w:instrText xml:space="preserve"> PAGEREF _Toc233296717 \h </w:instrText>
+              <w:instrText xml:space="preserve"> PAGEREF _Toc233300009 \h </w:instrText>
             </w:r>
             <w:r>
               <w:rPr>
@@ -4712,7 +4708,7 @@
               <w:lang w:eastAsia="zh-CN"/>
             </w:rPr>
           </w:pPr>
-          <w:hyperlink w:anchor="_Toc233296718" w:history="1">
+          <w:hyperlink w:anchor="_Toc233300010" w:history="1">
             <w:r>
               <w:rPr>
                 <w:rStyle w:val="Hiperligao"/>
@@ -4756,7 +4752,7 @@
                 <w:noProof/>
                 <w:webHidden/>
               </w:rPr>
-              <w:instrText xml:space="preserve"> PAGEREF _Toc233296718 \h </w:instrText>
+              <w:instrText xml:space="preserve"> PAGEREF _Toc233300010 \h </w:instrText>
             </w:r>
             <w:r>
               <w:rPr>
@@ -4802,7 +4798,7 @@
               <w:lang w:eastAsia="zh-CN"/>
             </w:rPr>
           </w:pPr>
-          <w:hyperlink w:anchor="_Toc233296719" w:history="1">
+          <w:hyperlink w:anchor="_Toc233300011" w:history="1">
             <w:r>
               <w:rPr>
                 <w:rStyle w:val="Hiperligao"/>
@@ -4846,7 +4842,7 @@
                 <w:noProof/>
                 <w:webHidden/>
               </w:rPr>
-              <w:instrText xml:space="preserve"> PAGEREF _Toc233296719 \h </w:instrText>
+              <w:instrText xml:space="preserve"> PAGEREF _Toc233300011 \h </w:instrText>
             </w:r>
             <w:r>
               <w:rPr>
@@ -4892,7 +4888,7 @@
               <w:lang w:eastAsia="zh-CN"/>
             </w:rPr>
           </w:pPr>
-          <w:hyperlink w:anchor="_Toc233296720" w:history="1">
+          <w:hyperlink w:anchor="_Toc233300012" w:history="1">
             <w:r>
               <w:rPr>
                 <w:rStyle w:val="Hiperligao"/>
@@ -4936,7 +4932,7 @@
                 <w:noProof/>
                 <w:webHidden/>
               </w:rPr>
-              <w:instrText xml:space="preserve"> PAGEREF _Toc233296720 \h </w:instrText>
+              <w:instrText xml:space="preserve"> PAGEREF _Toc233300012 \h </w:instrText>
             </w:r>
             <w:r>
               <w:rPr>
@@ -4982,7 +4978,7 @@
               <w:lang w:eastAsia="zh-CN"/>
             </w:rPr>
           </w:pPr>
-          <w:hyperlink w:anchor="_Toc233296721" w:history="1">
+          <w:hyperlink w:anchor="_Toc233300013" w:history="1">
             <w:r>
               <w:rPr>
                 <w:rStyle w:val="Hiperligao"/>
@@ -5026,7 +5022,7 @@
                 <w:noProof/>
                 <w:webHidden/>
               </w:rPr>
-              <w:instrText xml:space="preserve"> PAGEREF _Toc233296721 \h </w:instrText>
+              <w:instrText xml:space="preserve"> PAGEREF _Toc233300013 \h </w:instrText>
             </w:r>
             <w:r>
               <w:rPr>
@@ -5072,7 +5068,7 @@
               <w:lang w:eastAsia="zh-CN"/>
             </w:rPr>
           </w:pPr>
-          <w:hyperlink w:anchor="_Toc233296722" w:history="1">
+          <w:hyperlink w:anchor="_Toc233300014" w:history="1">
             <w:r>
               <w:rPr>
                 <w:rStyle w:val="Hiperligao"/>
@@ -5116,7 +5112,7 @@
                 <w:noProof/>
                 <w:webHidden/>
               </w:rPr>
-              <w:instrText xml:space="preserve"> PAGEREF _Toc233296722 \h </w:instrText>
+              <w:instrText xml:space="preserve"> PAGEREF _Toc233300014 \h </w:instrText>
             </w:r>
             <w:r>
               <w:rPr>
@@ -5137,6 +5133,96 @@
                 <w:webHidden/>
               </w:rPr>
               <w:t>41</w:t>
+            </w:r>
+            <w:r>
+              <w:rPr>
+                <w:noProof/>
+                <w:webHidden/>
+              </w:rPr>
+              <w:fldChar w:fldCharType="end"/>
+            </w:r>
+          </w:hyperlink>
+        </w:p>
+        <w:p>
+          <w:pPr>
+            <w:pStyle w:val="ndice3"/>
+            <w:tabs>
+              <w:tab w:val="left" w:pos="1975"/>
+              <w:tab w:val="right" w:leader="dot" w:pos="9350"/>
+            </w:tabs>
+            <w:rPr>
+              <w:rFonts w:asciiTheme="minorHAnsi" w:eastAsiaTheme="minorEastAsia" w:hAnsiTheme="minorHAnsi" w:cstheme="minorBidi"/>
+              <w:noProof/>
+              <w:sz w:val="22"/>
+              <w:szCs w:val="22"/>
+              <w:lang w:eastAsia="zh-CN"/>
+            </w:rPr>
+          </w:pPr>
+          <w:hyperlink w:anchor="_Toc233300015" w:history="1">
+            <w:r>
+              <w:rPr>
+                <w:rStyle w:val="Hiperligao"/>
+                <w:noProof/>
+              </w:rPr>
+              <w:t>15.1.2</w:t>
+            </w:r>
+            <w:r>
+              <w:rPr>
+                <w:rFonts w:asciiTheme="minorHAnsi" w:eastAsiaTheme="minorEastAsia" w:hAnsiTheme="minorHAnsi" w:cstheme="minorBidi"/>
+                <w:noProof/>
+                <w:sz w:val="22"/>
+                <w:szCs w:val="22"/>
+                <w:lang w:eastAsia="zh-CN"/>
+              </w:rPr>
+              <w:tab/>
+            </w:r>
+            <w:r>
+              <w:rPr>
+                <w:rStyle w:val="Hiperligao"/>
+                <w:noProof/>
+              </w:rPr>
+              <w:t>Código das funcionalidades implementadas</w:t>
+            </w:r>
+            <w:r>
+              <w:rPr>
+                <w:noProof/>
+                <w:webHidden/>
+              </w:rPr>
+              <w:tab/>
+            </w:r>
+            <w:r>
+              <w:rPr>
+                <w:noProof/>
+                <w:webHidden/>
+              </w:rPr>
+              <w:fldChar w:fldCharType="begin"/>
+            </w:r>
+            <w:r>
+              <w:rPr>
+                <w:noProof/>
+                <w:webHidden/>
+              </w:rPr>
+              <w:instrText xml:space="preserve"> PAGEREF _Toc233300015 \h </w:instrText>
+            </w:r>
+            <w:r>
+              <w:rPr>
+                <w:noProof/>
+                <w:webHidden/>
+              </w:rPr>
+            </w:r>
+            <w:r>
+              <w:rPr>
+                <w:noProof/>
+                <w:webHidden/>
+              </w:rPr>
+              <w:fldChar w:fldCharType="separate"/>
+            </w:r>
+            <w:r>
+              <w:rPr>
+                <w:noProof/>
+                <w:webHidden/>
+              </w:rPr>
+              <w:t>42</w:t>
             </w:r>
             <w:r>
               <w:rPr>
@@ -5162,7 +5248,7 @@
               <w:lang w:eastAsia="zh-CN"/>
             </w:rPr>
           </w:pPr>
-          <w:hyperlink w:anchor="_Toc233296723" w:history="1">
+          <w:hyperlink w:anchor="_Toc233300016" w:history="1">
             <w:r>
               <w:rPr>
                 <w:rStyle w:val="Hiperligao"/>
@@ -5206,7 +5292,7 @@
                 <w:noProof/>
                 <w:webHidden/>
               </w:rPr>
-              <w:instrText xml:space="preserve"> PAGEREF _Toc233296723 \h </w:instrText>
+              <w:instrText xml:space="preserve"> PAGEREF _Toc233300016 \h </w:instrText>
             </w:r>
             <w:r>
               <w:rPr>
@@ -5226,7 +5312,7 @@
                 <w:noProof/>
                 <w:webHidden/>
               </w:rPr>
-              <w:t>42</w:t>
+              <w:t>47</w:t>
             </w:r>
             <w:r>
               <w:rPr>
@@ -5252,7 +5338,7 @@
               <w:lang w:eastAsia="zh-CN"/>
             </w:rPr>
           </w:pPr>
-          <w:hyperlink w:anchor="_Toc233296724" w:history="1">
+          <w:hyperlink w:anchor="_Toc233300017" w:history="1">
             <w:r>
               <w:rPr>
                 <w:rStyle w:val="Hiperligao"/>
@@ -5296,7 +5382,7 @@
                 <w:noProof/>
                 <w:webHidden/>
               </w:rPr>
-              <w:instrText xml:space="preserve"> PAGEREF _Toc233296724 \h </w:instrText>
+              <w:instrText xml:space="preserve"> PAGEREF _Toc233300017 \h </w:instrText>
             </w:r>
             <w:r>
               <w:rPr>
@@ -5316,7 +5402,7 @@
                 <w:noProof/>
                 <w:webHidden/>
               </w:rPr>
-              <w:t>42</w:t>
+              <w:t>47</w:t>
             </w:r>
             <w:r>
               <w:rPr>
@@ -5342,7 +5428,7 @@
               <w:lang w:eastAsia="zh-CN"/>
             </w:rPr>
           </w:pPr>
-          <w:hyperlink w:anchor="_Toc233296725" w:history="1">
+          <w:hyperlink w:anchor="_Toc233300018" w:history="1">
             <w:r>
               <w:rPr>
                 <w:rStyle w:val="Hiperligao"/>
@@ -5386,7 +5472,7 @@
                 <w:noProof/>
                 <w:webHidden/>
               </w:rPr>
-              <w:instrText xml:space="preserve"> PAGEREF _Toc233296725 \h </w:instrText>
+              <w:instrText xml:space="preserve"> PAGEREF _Toc233300018 \h </w:instrText>
             </w:r>
             <w:r>
               <w:rPr>
@@ -5406,7 +5492,7 @@
                 <w:noProof/>
                 <w:webHidden/>
               </w:rPr>
-              <w:t>45</w:t>
+              <w:t>50</w:t>
             </w:r>
             <w:r>
               <w:rPr>
@@ -5432,7 +5518,7 @@
               <w:lang w:eastAsia="zh-CN"/>
             </w:rPr>
           </w:pPr>
-          <w:hyperlink w:anchor="_Toc233296726" w:history="1">
+          <w:hyperlink w:anchor="_Toc233300019" w:history="1">
             <w:r>
               <w:rPr>
                 <w:rStyle w:val="Hiperligao"/>
@@ -5476,7 +5562,7 @@
                 <w:noProof/>
                 <w:webHidden/>
               </w:rPr>
-              <w:instrText xml:space="preserve"> PAGEREF _Toc233296726 \h </w:instrText>
+              <w:instrText xml:space="preserve"> PAGEREF _Toc233300019 \h </w:instrText>
             </w:r>
             <w:r>
               <w:rPr>
@@ -5496,7 +5582,7 @@
                 <w:noProof/>
                 <w:webHidden/>
               </w:rPr>
-              <w:t>49</w:t>
+              <w:t>54</w:t>
             </w:r>
             <w:r>
               <w:rPr>
@@ -5522,7 +5608,7 @@
               <w:lang w:eastAsia="zh-CN"/>
             </w:rPr>
           </w:pPr>
-          <w:hyperlink w:anchor="_Toc233296727" w:history="1">
+          <w:hyperlink w:anchor="_Toc233300020" w:history="1">
             <w:r>
               <w:rPr>
                 <w:rStyle w:val="Hiperligao"/>
@@ -5566,7 +5652,7 @@
                 <w:noProof/>
                 <w:webHidden/>
               </w:rPr>
-              <w:instrText xml:space="preserve"> PAGEREF _Toc233296727 \h </w:instrText>
+              <w:instrText xml:space="preserve"> PAGEREF _Toc233300020 \h </w:instrText>
             </w:r>
             <w:r>
               <w:rPr>
@@ -5586,7 +5672,7 @@
                 <w:noProof/>
                 <w:webHidden/>
               </w:rPr>
-              <w:t>50</w:t>
+              <w:t>55</w:t>
             </w:r>
             <w:r>
               <w:rPr>
@@ -5612,7 +5698,7 @@
               <w:lang w:eastAsia="zh-CN"/>
             </w:rPr>
           </w:pPr>
-          <w:hyperlink w:anchor="_Toc233296728" w:history="1">
+          <w:hyperlink w:anchor="_Toc233300021" w:history="1">
             <w:r>
               <w:rPr>
                 <w:rStyle w:val="Hiperligao"/>
@@ -5656,7 +5742,7 @@
                 <w:noProof/>
                 <w:webHidden/>
               </w:rPr>
-              <w:instrText xml:space="preserve"> PAGEREF _Toc233296728 \h </w:instrText>
+              <w:instrText xml:space="preserve"> PAGEREF _Toc233300021 \h </w:instrText>
             </w:r>
             <w:r>
               <w:rPr>
@@ -5676,7 +5762,7 @@
                 <w:noProof/>
                 <w:webHidden/>
               </w:rPr>
-              <w:t>62</w:t>
+              <w:t>67</w:t>
             </w:r>
             <w:r>
               <w:rPr>
@@ -5702,7 +5788,7 @@
               <w:lang w:eastAsia="zh-CN"/>
             </w:rPr>
           </w:pPr>
-          <w:hyperlink w:anchor="_Toc233296729" w:history="1">
+          <w:hyperlink w:anchor="_Toc233300022" w:history="1">
             <w:r>
               <w:rPr>
                 <w:rStyle w:val="Hiperligao"/>
@@ -5746,7 +5832,7 @@
                 <w:noProof/>
                 <w:webHidden/>
               </w:rPr>
-              <w:instrText xml:space="preserve"> PAGEREF _Toc233296729 \h </w:instrText>
+              <w:instrText xml:space="preserve"> PAGEREF _Toc233300022 \h </w:instrText>
             </w:r>
             <w:r>
               <w:rPr>
@@ -5766,7 +5852,7 @@
                 <w:noProof/>
                 <w:webHidden/>
               </w:rPr>
-              <w:t>62</w:t>
+              <w:t>67</w:t>
             </w:r>
             <w:r>
               <w:rPr>
@@ -5792,7 +5878,7 @@
               <w:lang w:eastAsia="zh-CN"/>
             </w:rPr>
           </w:pPr>
-          <w:hyperlink w:anchor="_Toc233296730" w:history="1">
+          <w:hyperlink w:anchor="_Toc233300023" w:history="1">
             <w:r>
               <w:rPr>
                 <w:rStyle w:val="Hiperligao"/>
@@ -5836,7 +5922,7 @@
                 <w:noProof/>
                 <w:webHidden/>
               </w:rPr>
-              <w:instrText xml:space="preserve"> PAGEREF _Toc233296730 \h </w:instrText>
+              <w:instrText xml:space="preserve"> PAGEREF _Toc233300023 \h </w:instrText>
             </w:r>
             <w:r>
               <w:rPr>
@@ -5856,7 +5942,7 @@
                 <w:noProof/>
                 <w:webHidden/>
               </w:rPr>
-              <w:t>62</w:t>
+              <w:t>67</w:t>
             </w:r>
             <w:r>
               <w:rPr>
@@ -5882,7 +5968,7 @@
               <w:lang w:eastAsia="zh-CN"/>
             </w:rPr>
           </w:pPr>
-          <w:hyperlink w:anchor="_Toc233296731" w:history="1">
+          <w:hyperlink w:anchor="_Toc233300024" w:history="1">
             <w:r>
               <w:rPr>
                 <w:rStyle w:val="Hiperligao"/>
@@ -5926,7 +6012,7 @@
                 <w:noProof/>
                 <w:webHidden/>
               </w:rPr>
-              <w:instrText xml:space="preserve"> PAGEREF _Toc233296731 \h </w:instrText>
+              <w:instrText xml:space="preserve"> PAGEREF _Toc233300024 \h </w:instrText>
             </w:r>
             <w:r>
               <w:rPr>
@@ -5946,7 +6032,7 @@
                 <w:noProof/>
                 <w:webHidden/>
               </w:rPr>
-              <w:t>63</w:t>
+              <w:t>68</w:t>
             </w:r>
             <w:r>
               <w:rPr>
@@ -5972,7 +6058,7 @@
               <w:lang w:eastAsia="zh-CN"/>
             </w:rPr>
           </w:pPr>
-          <w:hyperlink w:anchor="_Toc233296732" w:history="1">
+          <w:hyperlink w:anchor="_Toc233300025" w:history="1">
             <w:r>
               <w:rPr>
                 <w:rStyle w:val="Hiperligao"/>
@@ -6016,7 +6102,7 @@
                 <w:noProof/>
                 <w:webHidden/>
               </w:rPr>
-              <w:instrText xml:space="preserve"> PAGEREF _Toc233296732 \h </w:instrText>
+              <w:instrText xml:space="preserve"> PAGEREF _Toc233300025 \h </w:instrText>
             </w:r>
             <w:r>
               <w:rPr>
@@ -6036,7 +6122,7 @@
                 <w:noProof/>
                 <w:webHidden/>
               </w:rPr>
-              <w:t>63</w:t>
+              <w:t>68</w:t>
             </w:r>
             <w:r>
               <w:rPr>
@@ -6062,7 +6148,7 @@
               <w:lang w:eastAsia="zh-CN"/>
             </w:rPr>
           </w:pPr>
-          <w:hyperlink w:anchor="_Toc233296733" w:history="1">
+          <w:hyperlink w:anchor="_Toc233300026" w:history="1">
             <w:r>
               <w:rPr>
                 <w:rStyle w:val="Hiperligao"/>
@@ -6106,7 +6192,7 @@
                 <w:noProof/>
                 <w:webHidden/>
               </w:rPr>
-              <w:instrText xml:space="preserve"> PAGEREF _Toc233296733 \h </w:instrText>
+              <w:instrText xml:space="preserve"> PAGEREF _Toc233300026 \h </w:instrText>
             </w:r>
             <w:r>
               <w:rPr>
@@ -6126,7 +6212,7 @@
                 <w:noProof/>
                 <w:webHidden/>
               </w:rPr>
-              <w:t>64</w:t>
+              <w:t>69</w:t>
             </w:r>
             <w:r>
               <w:rPr>
@@ -6152,7 +6238,7 @@
               <w:lang w:eastAsia="zh-CN"/>
             </w:rPr>
           </w:pPr>
-          <w:hyperlink w:anchor="_Toc233296734" w:history="1">
+          <w:hyperlink w:anchor="_Toc233300027" w:history="1">
             <w:r>
               <w:rPr>
                 <w:rStyle w:val="Hiperligao"/>
@@ -6196,7 +6282,7 @@
                 <w:noProof/>
                 <w:webHidden/>
               </w:rPr>
-              <w:instrText xml:space="preserve"> PAGEREF _Toc233296734 \h </w:instrText>
+              <w:instrText xml:space="preserve"> PAGEREF _Toc233300027 \h </w:instrText>
             </w:r>
             <w:r>
               <w:rPr>
@@ -6216,7 +6302,7 @@
                 <w:noProof/>
                 <w:webHidden/>
               </w:rPr>
-              <w:t>64</w:t>
+              <w:t>69</w:t>
             </w:r>
             <w:r>
               <w:rPr>
@@ -6242,7 +6328,7 @@
               <w:lang w:eastAsia="zh-CN"/>
             </w:rPr>
           </w:pPr>
-          <w:hyperlink w:anchor="_Toc233296735" w:history="1">
+          <w:hyperlink w:anchor="_Toc233300028" w:history="1">
             <w:r>
               <w:rPr>
                 <w:rStyle w:val="Hiperligao"/>
@@ -6286,7 +6372,7 @@
                 <w:noProof/>
                 <w:webHidden/>
               </w:rPr>
-              <w:instrText xml:space="preserve"> PAGEREF _Toc233296735 \h </w:instrText>
+              <w:instrText xml:space="preserve"> PAGEREF _Toc233300028 \h </w:instrText>
             </w:r>
             <w:r>
               <w:rPr>
@@ -6306,7 +6392,7 @@
                 <w:noProof/>
                 <w:webHidden/>
               </w:rPr>
-              <w:t>65</w:t>
+              <w:t>70</w:t>
             </w:r>
             <w:r>
               <w:rPr>
@@ -6446,6 +6532,8 @@
         <w:t>Índice de imagens</w:t>
       </w:r>
     </w:p>
+    <w:bookmarkStart w:id="1" w:name="_GoBack"/>
+    <w:bookmarkEnd w:id="1"/>
     <w:p>
       <w:pPr>
         <w:pStyle w:val="ndicedeilustraes"/>
@@ -8269,7 +8357,7 @@
           <w:color w:val="000000" w:themeColor="text1"/>
         </w:rPr>
       </w:pPr>
-      <w:bookmarkStart w:id="1" w:name="_Toc233296678"/>
+      <w:bookmarkStart w:id="2" w:name="_Toc233299970"/>
       <w:r>
         <w:rPr>
           <w:color w:val="000000" w:themeColor="text1"/>
@@ -8277,7 +8365,7 @@
         <w:lastRenderedPageBreak/>
         <w:t>Introdução</w:t>
       </w:r>
-      <w:bookmarkEnd w:id="1"/>
+      <w:bookmarkEnd w:id="2"/>
     </w:p>
     <w:p>
       <w:pPr>
@@ -8431,21 +8519,21 @@
       <w:pPr>
         <w:pStyle w:val="Cabealho1"/>
       </w:pPr>
-      <w:bookmarkStart w:id="2" w:name="_Toc233296679"/>
+      <w:bookmarkStart w:id="3" w:name="_Toc233299971"/>
       <w:r>
         <w:t>Parte 1</w:t>
       </w:r>
-      <w:bookmarkEnd w:id="2"/>
+      <w:bookmarkEnd w:id="3"/>
     </w:p>
     <w:p>
       <w:pPr>
         <w:pStyle w:val="Cabealho1"/>
       </w:pPr>
-      <w:bookmarkStart w:id="3" w:name="_Toc233296680"/>
+      <w:bookmarkStart w:id="4" w:name="_Toc233299972"/>
       <w:r>
         <w:t>Tema escolhido e organização de equipa</w:t>
       </w:r>
-      <w:bookmarkEnd w:id="3"/>
+      <w:bookmarkEnd w:id="4"/>
     </w:p>
     <w:p>
       <w:pPr>
@@ -8584,7 +8672,7 @@
           <w:szCs w:val="24"/>
         </w:rPr>
       </w:pPr>
-      <w:bookmarkStart w:id="4" w:name="_Toc233235993"/>
+      <w:bookmarkStart w:id="5" w:name="_Toc233235993"/>
       <w:r>
         <w:rPr>
           <w:color w:val="000000" w:themeColor="text1"/>
@@ -8642,7 +8730,7 @@
         </w:rPr>
         <w:t xml:space="preserve"> - Estrutura da Escala de Apgar</w:t>
       </w:r>
-      <w:bookmarkEnd w:id="4"/>
+      <w:bookmarkEnd w:id="5"/>
     </w:p>
     <w:p/>
     <w:p>
@@ -8735,7 +8823,7 @@
           <w:szCs w:val="24"/>
         </w:rPr>
       </w:pPr>
-      <w:bookmarkStart w:id="5" w:name="_Toc233235994"/>
+      <w:bookmarkStart w:id="6" w:name="_Toc233235994"/>
       <w:r>
         <w:rPr>
           <w:color w:val="000000" w:themeColor="text1"/>
@@ -8793,24 +8881,24 @@
         </w:rPr>
         <w:t xml:space="preserve"> - Aparência do workshop</w:t>
       </w:r>
-      <w:bookmarkEnd w:id="5"/>
+      <w:bookmarkEnd w:id="6"/>
     </w:p>
     <w:p>
       <w:pPr>
         <w:pStyle w:val="Cabealho1"/>
       </w:pPr>
-      <w:bookmarkStart w:id="6" w:name="_Toc233296681"/>
+      <w:bookmarkStart w:id="7" w:name="_Toc233299973"/>
       <w:r>
         <w:lastRenderedPageBreak/>
         <w:t>Sistemas semelhantes</w:t>
       </w:r>
-      <w:bookmarkEnd w:id="6"/>
+      <w:bookmarkEnd w:id="7"/>
     </w:p>
     <w:p>
       <w:pPr>
         <w:pStyle w:val="Cabealho2"/>
       </w:pPr>
-      <w:bookmarkStart w:id="7" w:name="_Toc233296682"/>
+      <w:bookmarkStart w:id="8" w:name="_Toc233299974"/>
       <w:r>
         <w:t>Sistema semelhante 1 – “</w:t>
       </w:r>
@@ -8820,7 +8908,7 @@
       <w:r>
         <w:t>”</w:t>
       </w:r>
-      <w:bookmarkEnd w:id="7"/>
+      <w:bookmarkEnd w:id="8"/>
     </w:p>
     <w:p>
       <w:r>
@@ -9050,12 +9138,12 @@
       <w:pPr>
         <w:pStyle w:val="Cabealho2"/>
       </w:pPr>
-      <w:bookmarkStart w:id="8" w:name="_Toc233296683"/>
+      <w:bookmarkStart w:id="9" w:name="_Toc233299975"/>
       <w:r>
         <w:lastRenderedPageBreak/>
         <w:t>Sistema semelhante – “ MDCalc”</w:t>
       </w:r>
-      <w:bookmarkEnd w:id="8"/>
+      <w:bookmarkEnd w:id="9"/>
     </w:p>
     <w:p>
       <w:r>
@@ -9190,7 +9278,7 @@
       <w:pPr>
         <w:pStyle w:val="Cabealho2"/>
       </w:pPr>
-      <w:bookmarkStart w:id="9" w:name="_Toc233296684"/>
+      <w:bookmarkStart w:id="10" w:name="_Toc233299976"/>
       <w:r>
         <w:t>Sistema semelhante</w:t>
       </w:r>
@@ -9200,7 +9288,7 @@
       <w:r>
         <w:t xml:space="preserve"> – “Omni calculator”</w:t>
       </w:r>
-      <w:bookmarkEnd w:id="9"/>
+      <w:bookmarkEnd w:id="10"/>
     </w:p>
     <w:p>
       <w:pPr>
@@ -9512,22 +9600,22 @@
       <w:pPr>
         <w:pStyle w:val="Cabealho1"/>
       </w:pPr>
-      <w:bookmarkStart w:id="10" w:name="_Toc233296685"/>
+      <w:bookmarkStart w:id="11" w:name="_Toc233299977"/>
       <w:r>
         <w:lastRenderedPageBreak/>
         <w:t>Caracterização dos utilizadores</w:t>
       </w:r>
-      <w:bookmarkEnd w:id="10"/>
+      <w:bookmarkEnd w:id="11"/>
     </w:p>
     <w:p>
       <w:pPr>
         <w:pStyle w:val="Cabealho2"/>
       </w:pPr>
-      <w:bookmarkStart w:id="11" w:name="_Toc233296686"/>
+      <w:bookmarkStart w:id="12" w:name="_Toc233299978"/>
       <w:r>
         <w:t>Caracterização do utilizador 1</w:t>
       </w:r>
-      <w:bookmarkEnd w:id="11"/>
+      <w:bookmarkEnd w:id="12"/>
     </w:p>
     <w:p>
       <w:r>
@@ -9582,12 +9670,12 @@
       <w:pPr>
         <w:pStyle w:val="Cabealho2"/>
       </w:pPr>
-      <w:bookmarkStart w:id="12" w:name="_Toc233296687"/>
+      <w:bookmarkStart w:id="13" w:name="_Toc233299979"/>
       <w:r>
         <w:lastRenderedPageBreak/>
         <w:t>Caracterização do utilizador 2</w:t>
       </w:r>
-      <w:bookmarkEnd w:id="12"/>
+      <w:bookmarkEnd w:id="13"/>
     </w:p>
     <w:p>
       <w:r>
@@ -9619,7 +9707,7 @@
       <w:pPr>
         <w:pStyle w:val="Cabealho2"/>
       </w:pPr>
-      <w:bookmarkStart w:id="13" w:name="_Toc233296688"/>
+      <w:bookmarkStart w:id="14" w:name="_Toc233299980"/>
       <w:r>
         <w:lastRenderedPageBreak/>
         <w:t>Caracterização do utilizador</w:t>
@@ -9627,7 +9715,7 @@
       <w:r>
         <w:t xml:space="preserve"> 3</w:t>
       </w:r>
-      <w:bookmarkEnd w:id="13"/>
+      <w:bookmarkEnd w:id="14"/>
     </w:p>
     <w:p>
       <w:pPr>
@@ -9840,22 +9928,22 @@
       <w:pPr>
         <w:pStyle w:val="Cabealho1"/>
       </w:pPr>
-      <w:bookmarkStart w:id="14" w:name="_Toc233296689"/>
+      <w:bookmarkStart w:id="15" w:name="_Toc233299981"/>
       <w:r>
         <w:lastRenderedPageBreak/>
         <w:t>Justificação das personas</w:t>
       </w:r>
-      <w:bookmarkEnd w:id="14"/>
+      <w:bookmarkEnd w:id="15"/>
     </w:p>
     <w:p>
       <w:pPr>
         <w:pStyle w:val="Cabealho2"/>
       </w:pPr>
-      <w:bookmarkStart w:id="15" w:name="_Toc233296690"/>
+      <w:bookmarkStart w:id="16" w:name="_Toc233299982"/>
       <w:r>
         <w:t>Justificação da persona 1</w:t>
       </w:r>
-      <w:bookmarkEnd w:id="15"/>
+      <w:bookmarkEnd w:id="16"/>
     </w:p>
     <w:p>
       <w:r>
@@ -9912,12 +10000,12 @@
       <w:pPr>
         <w:pStyle w:val="Cabealho2"/>
       </w:pPr>
-      <w:bookmarkStart w:id="16" w:name="_Toc233296691"/>
+      <w:bookmarkStart w:id="17" w:name="_Toc233299983"/>
       <w:r>
         <w:lastRenderedPageBreak/>
         <w:t>Justificação da persona 2</w:t>
       </w:r>
-      <w:bookmarkEnd w:id="16"/>
+      <w:bookmarkEnd w:id="17"/>
     </w:p>
     <w:p>
       <w:r>
@@ -10038,7 +10126,7 @@
       <w:pPr>
         <w:pStyle w:val="Cabealho2"/>
       </w:pPr>
-      <w:bookmarkStart w:id="17" w:name="_Toc233296692"/>
+      <w:bookmarkStart w:id="18" w:name="_Toc233299984"/>
       <w:r>
         <w:lastRenderedPageBreak/>
         <w:t>Justificação da persona</w:t>
@@ -10046,7 +10134,7 @@
       <w:r>
         <w:t xml:space="preserve"> 3</w:t>
       </w:r>
-      <w:bookmarkEnd w:id="17"/>
+      <w:bookmarkEnd w:id="18"/>
       <w:r>
         <w:t xml:space="preserve"> </w:t>
       </w:r>
@@ -10275,12 +10363,12 @@
       <w:pPr>
         <w:pStyle w:val="Cabealho1"/>
       </w:pPr>
-      <w:bookmarkStart w:id="18" w:name="_Toc233296693"/>
+      <w:bookmarkStart w:id="19" w:name="_Toc233299985"/>
       <w:r>
         <w:lastRenderedPageBreak/>
         <w:t>Contacto com os utilizadores</w:t>
       </w:r>
-      <w:bookmarkEnd w:id="18"/>
+      <w:bookmarkEnd w:id="19"/>
     </w:p>
     <w:p>
       <w:r>
@@ -10324,18 +10412,18 @@
       <w:pPr>
         <w:pStyle w:val="Cabealho1"/>
       </w:pPr>
-      <w:bookmarkStart w:id="19" w:name="_Toc233296694"/>
+      <w:bookmarkStart w:id="20" w:name="_Toc233299986"/>
       <w:r>
         <w:lastRenderedPageBreak/>
         <w:t>Cenários de utilização</w:t>
       </w:r>
-      <w:bookmarkEnd w:id="19"/>
+      <w:bookmarkEnd w:id="20"/>
     </w:p>
     <w:p>
       <w:pPr>
         <w:pStyle w:val="Cabealho2"/>
       </w:pPr>
-      <w:bookmarkStart w:id="20" w:name="_Toc233296695"/>
+      <w:bookmarkStart w:id="21" w:name="_Toc233299987"/>
       <w:r>
         <w:t>Cenário de utilização 1</w:t>
       </w:r>
@@ -10351,7 +10439,7 @@
       <w:r>
         <w:t>”</w:t>
       </w:r>
-      <w:bookmarkEnd w:id="20"/>
+      <w:bookmarkEnd w:id="21"/>
     </w:p>
     <w:p>
       <w:r>
@@ -10399,11 +10487,11 @@
       <w:pPr>
         <w:pStyle w:val="Cabealho3"/>
       </w:pPr>
-      <w:bookmarkStart w:id="21" w:name="_Toc233296696"/>
+      <w:bookmarkStart w:id="22" w:name="_Toc233299988"/>
       <w:r>
         <w:t>Análise de tarefas 1</w:t>
       </w:r>
-      <w:bookmarkEnd w:id="21"/>
+      <w:bookmarkEnd w:id="22"/>
     </w:p>
     <w:p>
       <w:pPr>
@@ -10538,7 +10626,7 @@
       <w:pPr>
         <w:pStyle w:val="Cabealho2"/>
       </w:pPr>
-      <w:bookmarkStart w:id="22" w:name="_Toc233296697"/>
+      <w:bookmarkStart w:id="23" w:name="_Toc233299989"/>
       <w:r>
         <w:lastRenderedPageBreak/>
         <w:t xml:space="preserve">Cenário de utilização 2- </w:t>
@@ -10549,7 +10637,7 @@
       <w:r>
         <w:t>”</w:t>
       </w:r>
-      <w:bookmarkEnd w:id="22"/>
+      <w:bookmarkEnd w:id="23"/>
     </w:p>
     <w:p/>
     <w:p>
@@ -10602,14 +10690,14 @@
           <w:color w:val="000000" w:themeColor="text1"/>
         </w:rPr>
       </w:pPr>
-      <w:bookmarkStart w:id="23" w:name="_Toc233296698"/>
+      <w:bookmarkStart w:id="24" w:name="_Toc233299990"/>
       <w:r>
         <w:rPr>
           <w:color w:val="000000" w:themeColor="text1"/>
         </w:rPr>
         <w:t>Análise de tarefas 2</w:t>
       </w:r>
-      <w:bookmarkEnd w:id="23"/>
+      <w:bookmarkEnd w:id="24"/>
     </w:p>
     <w:p>
       <w:pPr>
@@ -10746,7 +10834,7 @@
       <w:pPr>
         <w:pStyle w:val="Cabealho2"/>
       </w:pPr>
-      <w:bookmarkStart w:id="24" w:name="_Toc233296699"/>
+      <w:bookmarkStart w:id="25" w:name="_Toc233299991"/>
       <w:r>
         <w:lastRenderedPageBreak/>
         <w:t>C</w:t>
@@ -10769,7 +10857,7 @@
       <w:r>
         <w:t>”</w:t>
       </w:r>
-      <w:bookmarkEnd w:id="24"/>
+      <w:bookmarkEnd w:id="25"/>
     </w:p>
     <w:p>
       <w:pPr>
@@ -10849,14 +10937,14 @@
       <w:pPr>
         <w:pStyle w:val="Cabealho3"/>
       </w:pPr>
-      <w:bookmarkStart w:id="25" w:name="_Toc233296700"/>
+      <w:bookmarkStart w:id="26" w:name="_Toc233299992"/>
       <w:r>
         <w:t>Análise de tarefas</w:t>
       </w:r>
       <w:r>
         <w:t xml:space="preserve"> 3</w:t>
       </w:r>
-      <w:bookmarkEnd w:id="25"/>
+      <w:bookmarkEnd w:id="26"/>
     </w:p>
     <w:p>
       <w:r>
@@ -10916,11 +11004,11 @@
         <w:lastRenderedPageBreak/>
         <w:t xml:space="preserve"> </w:t>
       </w:r>
-      <w:bookmarkStart w:id="26" w:name="_Toc233296701"/>
+      <w:bookmarkStart w:id="27" w:name="_Toc233299993"/>
       <w:r>
         <w:t>Estilo e dispositivos de interação</w:t>
       </w:r>
-      <w:bookmarkEnd w:id="26"/>
+      <w:bookmarkEnd w:id="27"/>
     </w:p>
     <w:p>
       <w:pPr>
@@ -11047,22 +11135,22 @@
       <w:pPr>
         <w:pStyle w:val="Cabealho1"/>
       </w:pPr>
-      <w:bookmarkStart w:id="27" w:name="_Toc233296702"/>
+      <w:bookmarkStart w:id="28" w:name="_Toc233299994"/>
       <w:r>
         <w:lastRenderedPageBreak/>
         <w:t>Protótipos de baixa fidelidade</w:t>
       </w:r>
-      <w:bookmarkEnd w:id="27"/>
+      <w:bookmarkEnd w:id="28"/>
     </w:p>
     <w:p>
       <w:pPr>
         <w:pStyle w:val="Cabealho2"/>
       </w:pPr>
-      <w:bookmarkStart w:id="28" w:name="_Toc233296703"/>
+      <w:bookmarkStart w:id="29" w:name="_Toc233299995"/>
       <w:r>
         <w:t>Protótipo de baixa fidelidade 1</w:t>
       </w:r>
-      <w:bookmarkEnd w:id="28"/>
+      <w:bookmarkEnd w:id="29"/>
       <w:r>
         <w:t xml:space="preserve"> </w:t>
       </w:r>
@@ -11093,7 +11181,7 @@
             <v:path o:extrusionok="f" gradientshapeok="t" o:connecttype="rect"/>
             <o:lock v:ext="edit" aspectratio="t"/>
           </v:shapetype>
-          <v:shape id="_x0000_i1025" type="#_x0000_t75" style="width:388.8pt;height:223.2pt">
+          <v:shape id="_x0000_i1025" type="#_x0000_t75" style="width:388.8pt;height:222.9pt">
             <v:imagedata r:id="rId15" o:title="26889_baixa_fidelidade"/>
           </v:shape>
         </w:pict>
@@ -11170,7 +11258,7 @@
       <w:pPr>
         <w:pStyle w:val="Cabealho3"/>
       </w:pPr>
-      <w:bookmarkStart w:id="29" w:name="_Toc233296704"/>
+      <w:bookmarkStart w:id="30" w:name="_Toc233299996"/>
       <w:r>
         <w:t xml:space="preserve">Diagrama de navegação da tarefa </w:t>
       </w:r>
@@ -11180,7 +11268,7 @@
       <w:r>
         <w:t xml:space="preserve"> – baixa fidelidade</w:t>
       </w:r>
-      <w:bookmarkEnd w:id="29"/>
+      <w:bookmarkEnd w:id="30"/>
       <w:r>
         <w:t xml:space="preserve"> </w:t>
       </w:r>
@@ -11299,12 +11387,12 @@
       <w:pPr>
         <w:pStyle w:val="Cabealho2"/>
       </w:pPr>
-      <w:bookmarkStart w:id="30" w:name="_Toc233296705"/>
+      <w:bookmarkStart w:id="31" w:name="_Toc233299997"/>
       <w:r>
         <w:lastRenderedPageBreak/>
         <w:t>Protótipo de baixa fidelidade 2</w:t>
       </w:r>
-      <w:bookmarkEnd w:id="30"/>
+      <w:bookmarkEnd w:id="31"/>
       <w:r>
         <w:t xml:space="preserve"> </w:t>
       </w:r>
@@ -11450,12 +11538,12 @@
       <w:pPr>
         <w:pStyle w:val="Cabealho3"/>
       </w:pPr>
-      <w:bookmarkStart w:id="31" w:name="_Toc233296706"/>
+      <w:bookmarkStart w:id="32" w:name="_Toc233299998"/>
       <w:r>
         <w:lastRenderedPageBreak/>
         <w:t>Diagrama de navegação da tarefa 2 - baixa fidelidade</w:t>
       </w:r>
-      <w:bookmarkEnd w:id="31"/>
+      <w:bookmarkEnd w:id="32"/>
     </w:p>
     <w:p>
       <w:pPr>
@@ -11665,7 +11753,7 @@
       <w:pPr>
         <w:pStyle w:val="Cabealho2"/>
       </w:pPr>
-      <w:bookmarkStart w:id="32" w:name="_Toc233296707"/>
+      <w:bookmarkStart w:id="33" w:name="_Toc233299999"/>
       <w:r>
         <w:lastRenderedPageBreak/>
         <w:t>Protótipo de baixa fidelidade</w:t>
@@ -11673,7 +11761,7 @@
       <w:r>
         <w:t xml:space="preserve"> 3</w:t>
       </w:r>
-      <w:bookmarkEnd w:id="32"/>
+      <w:bookmarkEnd w:id="33"/>
       <w:r>
         <w:t xml:space="preserve"> </w:t>
       </w:r>
@@ -11738,7 +11826,7 @@
           <w:szCs w:val="24"/>
         </w:rPr>
       </w:pPr>
-      <w:bookmarkStart w:id="33" w:name="_Toc233235995"/>
+      <w:bookmarkStart w:id="34" w:name="_Toc233235995"/>
       <w:r>
         <w:rPr>
           <w:color w:val="000000" w:themeColor="text1"/>
@@ -11812,7 +11900,7 @@
         </w:rPr>
         <w:t>lista de utentes</w:t>
       </w:r>
-      <w:bookmarkEnd w:id="33"/>
+      <w:bookmarkEnd w:id="34"/>
     </w:p>
     <w:p>
       <w:pPr>
@@ -11866,7 +11954,7 @@
       <w:pPr>
         <w:pStyle w:val="Cabealho3"/>
       </w:pPr>
-      <w:bookmarkStart w:id="34" w:name="_Toc233296708"/>
+      <w:bookmarkStart w:id="35" w:name="_Toc233300000"/>
       <w:r>
         <w:lastRenderedPageBreak/>
         <w:t xml:space="preserve">Diagrama de navegação </w:t>
@@ -11883,7 +11971,7 @@
       <w:r>
         <w:t>– baixa fidelidade</w:t>
       </w:r>
-      <w:bookmarkEnd w:id="34"/>
+      <w:bookmarkEnd w:id="35"/>
       <w:r>
         <w:t xml:space="preserve"> </w:t>
       </w:r>
@@ -11955,7 +12043,7 @@
           <w:szCs w:val="24"/>
         </w:rPr>
       </w:pPr>
-      <w:bookmarkStart w:id="35" w:name="_Toc233235996"/>
+      <w:bookmarkStart w:id="36" w:name="_Toc233235996"/>
       <w:r>
         <w:rPr>
           <w:color w:val="000000" w:themeColor="text1"/>
@@ -12029,7 +12117,7 @@
         </w:rPr>
         <w:t>lista de utentes para avaliação individual</w:t>
       </w:r>
-      <w:bookmarkEnd w:id="35"/>
+      <w:bookmarkEnd w:id="36"/>
     </w:p>
     <w:p>
       <w:pPr>
@@ -12138,7 +12226,7 @@
           <w:color w:val="000000" w:themeColor="text1"/>
         </w:rPr>
       </w:pPr>
-      <w:bookmarkStart w:id="36" w:name="_Toc233296709"/>
+      <w:bookmarkStart w:id="37" w:name="_Toc233300001"/>
       <w:r>
         <w:rPr>
           <w:color w:val="000000" w:themeColor="text1"/>
@@ -12146,13 +12234,13 @@
         <w:lastRenderedPageBreak/>
         <w:t>Protótipos de média fidelidade</w:t>
       </w:r>
-      <w:bookmarkEnd w:id="36"/>
+      <w:bookmarkEnd w:id="37"/>
     </w:p>
     <w:p>
       <w:pPr>
         <w:pStyle w:val="Cabealho2"/>
       </w:pPr>
-      <w:bookmarkStart w:id="37" w:name="_Toc233296710"/>
+      <w:bookmarkStart w:id="38" w:name="_Toc233300002"/>
       <w:r>
         <w:rPr>
           <w:noProof/>
@@ -12170,7 +12258,7 @@
       <w:r>
         <w:t xml:space="preserve"> e diagrama</w:t>
       </w:r>
-      <w:bookmarkEnd w:id="37"/>
+      <w:bookmarkEnd w:id="38"/>
     </w:p>
     <w:p>
       <w:pPr>
@@ -12182,7 +12270,7 @@
           <w:szCs w:val="24"/>
         </w:rPr>
       </w:pPr>
-      <w:bookmarkStart w:id="38" w:name="_Toc233235997"/>
+      <w:bookmarkStart w:id="39" w:name="_Toc233235997"/>
       <w:r>
         <w:rPr>
           <w:color w:val="000000" w:themeColor="text1"/>
@@ -12272,7 +12360,7 @@
         </w:rPr>
         <w:t>realização de uma avaliação APGAR</w:t>
       </w:r>
-      <w:bookmarkEnd w:id="38"/>
+      <w:bookmarkEnd w:id="39"/>
     </w:p>
     <w:p/>
     <w:p/>
@@ -12296,11 +12384,11 @@
         <w:lastRenderedPageBreak/>
         <w:t xml:space="preserve"> </w:t>
       </w:r>
-      <w:bookmarkStart w:id="39" w:name="_Toc233296711"/>
+      <w:bookmarkStart w:id="40" w:name="_Toc233300003"/>
       <w:r>
         <w:t>Protótipo de média fidelidade 2</w:t>
       </w:r>
-      <w:bookmarkEnd w:id="39"/>
+      <w:bookmarkEnd w:id="40"/>
     </w:p>
     <w:p>
       <w:pPr>
@@ -12458,12 +12546,12 @@
       <w:pPr>
         <w:pStyle w:val="Cabealho3"/>
       </w:pPr>
-      <w:bookmarkStart w:id="40" w:name="_Toc233296712"/>
+      <w:bookmarkStart w:id="41" w:name="_Toc233300004"/>
       <w:r>
         <w:lastRenderedPageBreak/>
         <w:t>Diagrama de navegação da tarefa 2 – média fidelidade</w:t>
       </w:r>
-      <w:bookmarkEnd w:id="40"/>
+      <w:bookmarkEnd w:id="41"/>
     </w:p>
     <w:p>
       <w:pPr>
@@ -12678,7 +12766,7 @@
       <w:pPr>
         <w:pStyle w:val="Cabealho2"/>
       </w:pPr>
-      <w:bookmarkStart w:id="41" w:name="_Toc233296713"/>
+      <w:bookmarkStart w:id="42" w:name="_Toc233300005"/>
       <w:r>
         <w:lastRenderedPageBreak/>
         <w:t>Protótipo de média fidelidade</w:t>
@@ -12686,7 +12774,7 @@
       <w:r>
         <w:t xml:space="preserve"> 3</w:t>
       </w:r>
-      <w:bookmarkEnd w:id="41"/>
+      <w:bookmarkEnd w:id="42"/>
       <w:r>
         <w:t xml:space="preserve"> </w:t>
       </w:r>
@@ -12748,7 +12836,7 @@
           <w:szCs w:val="24"/>
         </w:rPr>
       </w:pPr>
-      <w:bookmarkStart w:id="42" w:name="_Toc233235998"/>
+      <w:bookmarkStart w:id="43" w:name="_Toc233235998"/>
       <w:r>
         <w:rPr>
           <w:color w:val="000000" w:themeColor="text1"/>
@@ -12806,7 +12894,7 @@
         </w:rPr>
         <w:t xml:space="preserve"> - Lista de utentes</w:t>
       </w:r>
-      <w:bookmarkEnd w:id="42"/>
+      <w:bookmarkEnd w:id="43"/>
     </w:p>
     <w:p>
       <w:pPr>
@@ -12886,7 +12974,7 @@
           <w:szCs w:val="24"/>
         </w:rPr>
       </w:pPr>
-      <w:bookmarkStart w:id="43" w:name="_Toc233235999"/>
+      <w:bookmarkStart w:id="44" w:name="_Toc233235999"/>
       <w:r>
         <w:rPr>
           <w:color w:val="000000" w:themeColor="text1"/>
@@ -12944,7 +13032,7 @@
         </w:rPr>
         <w:t xml:space="preserve"> – Lista de avaliações individuais</w:t>
       </w:r>
-      <w:bookmarkEnd w:id="43"/>
+      <w:bookmarkEnd w:id="44"/>
     </w:p>
     <w:p>
       <w:pPr>
@@ -13007,7 +13095,7 @@
         <w:pStyle w:val="Legenda"/>
         <w:jc w:val="center"/>
       </w:pPr>
-      <w:bookmarkStart w:id="44" w:name="_Toc233236000"/>
+      <w:bookmarkStart w:id="45" w:name="_Toc233236000"/>
       <w:r>
         <w:rPr>
           <w:color w:val="000000" w:themeColor="text1"/>
@@ -13065,7 +13153,7 @@
         </w:rPr>
         <w:t xml:space="preserve"> - avaliações individuais</w:t>
       </w:r>
-      <w:bookmarkEnd w:id="44"/>
+      <w:bookmarkEnd w:id="45"/>
     </w:p>
     <w:p>
       <w:pPr>
@@ -13091,7 +13179,7 @@
       <w:pPr>
         <w:pStyle w:val="Cabealho3"/>
       </w:pPr>
-      <w:bookmarkStart w:id="45" w:name="_Toc233296714"/>
+      <w:bookmarkStart w:id="46" w:name="_Toc233300006"/>
       <w:r>
         <w:lastRenderedPageBreak/>
         <w:t>Diagrama de navegação</w:t>
@@ -13102,7 +13190,7 @@
       <w:r>
         <w:t xml:space="preserve"> – média fidelidade</w:t>
       </w:r>
-      <w:bookmarkEnd w:id="45"/>
+      <w:bookmarkEnd w:id="46"/>
     </w:p>
     <w:p/>
     <w:p>
@@ -13163,7 +13251,7 @@
           <w:szCs w:val="24"/>
         </w:rPr>
       </w:pPr>
-      <w:bookmarkStart w:id="46" w:name="_Toc233236001"/>
+      <w:bookmarkStart w:id="47" w:name="_Toc233236001"/>
       <w:r>
         <w:rPr>
           <w:color w:val="000000" w:themeColor="text1"/>
@@ -13221,7 +13309,7 @@
         </w:rPr>
         <w:t xml:space="preserve"> - Fluxo de média fidelidade da tarefa 3</w:t>
       </w:r>
-      <w:bookmarkEnd w:id="46"/>
+      <w:bookmarkEnd w:id="47"/>
     </w:p>
     <w:p>
       <w:pPr>
@@ -13326,12 +13414,12 @@
       <w:pPr>
         <w:pStyle w:val="Cabealho1"/>
       </w:pPr>
-      <w:bookmarkStart w:id="47" w:name="_Toc233296715"/>
+      <w:bookmarkStart w:id="48" w:name="_Toc233300007"/>
       <w:r>
         <w:lastRenderedPageBreak/>
         <w:t>Princípios de usabilidade</w:t>
       </w:r>
-      <w:bookmarkEnd w:id="47"/>
+      <w:bookmarkEnd w:id="48"/>
     </w:p>
     <w:p>
       <w:pPr>
@@ -13573,22 +13661,22 @@
       <w:pPr>
         <w:pStyle w:val="Cabealho1"/>
       </w:pPr>
-      <w:bookmarkStart w:id="48" w:name="_Toc233296716"/>
+      <w:bookmarkStart w:id="49" w:name="_Toc233300008"/>
       <w:r>
         <w:lastRenderedPageBreak/>
         <w:t>Eventos de dia 8 e dia 15</w:t>
       </w:r>
-      <w:bookmarkEnd w:id="48"/>
+      <w:bookmarkEnd w:id="49"/>
     </w:p>
     <w:p>
       <w:pPr>
         <w:pStyle w:val="Cabealho2"/>
       </w:pPr>
-      <w:bookmarkStart w:id="49" w:name="_Toc233296717"/>
+      <w:bookmarkStart w:id="50" w:name="_Toc233300009"/>
       <w:r>
         <w:t>Evento - dia da Informática</w:t>
       </w:r>
-      <w:bookmarkEnd w:id="49"/>
+      <w:bookmarkEnd w:id="50"/>
     </w:p>
     <w:p>
       <w:pPr>
@@ -13672,11 +13760,11 @@
       <w:r>
         <w:t xml:space="preserve"> </w:t>
       </w:r>
-      <w:bookmarkStart w:id="50" w:name="_Toc233296718"/>
+      <w:bookmarkStart w:id="51" w:name="_Toc233300010"/>
       <w:r>
         <w:t>Evento – IA na engenharia de software</w:t>
       </w:r>
-      <w:bookmarkEnd w:id="50"/>
+      <w:bookmarkEnd w:id="51"/>
     </w:p>
     <w:p>
       <w:pPr>
@@ -13770,7 +13858,7 @@
           <w:szCs w:val="24"/>
         </w:rPr>
       </w:pPr>
-      <w:bookmarkStart w:id="51" w:name="_Toc233236002"/>
+      <w:bookmarkStart w:id="52" w:name="_Toc233236002"/>
       <w:r>
         <w:rPr>
           <w:color w:val="000000" w:themeColor="text1"/>
@@ -13828,7 +13916,7 @@
         </w:rPr>
         <w:t xml:space="preserve"> - Certificado de presença no dia da informática</w:t>
       </w:r>
-      <w:bookmarkEnd w:id="51"/>
+      <w:bookmarkEnd w:id="52"/>
     </w:p>
     <w:p/>
     <w:p>
@@ -13958,22 +14046,22 @@
       <w:pPr>
         <w:pStyle w:val="Cabealho1"/>
       </w:pPr>
-      <w:bookmarkStart w:id="52" w:name="_Toc233296719"/>
+      <w:bookmarkStart w:id="53" w:name="_Toc233300011"/>
       <w:r>
         <w:lastRenderedPageBreak/>
         <w:t>Parte 2</w:t>
       </w:r>
-      <w:bookmarkEnd w:id="52"/>
+      <w:bookmarkEnd w:id="53"/>
     </w:p>
     <w:p>
       <w:pPr>
         <w:pStyle w:val="Cabealho1"/>
       </w:pPr>
-      <w:bookmarkStart w:id="53" w:name="_Toc233296720"/>
+      <w:bookmarkStart w:id="54" w:name="_Toc233300012"/>
       <w:r>
         <w:t>Protótipo de alta fidelidade</w:t>
       </w:r>
-      <w:bookmarkEnd w:id="53"/>
+      <w:bookmarkEnd w:id="54"/>
     </w:p>
     <w:p>
       <w:pPr>
@@ -13982,11 +14070,11 @@
       <w:r>
         <w:t xml:space="preserve"> </w:t>
       </w:r>
-      <w:bookmarkStart w:id="54" w:name="_Toc233296721"/>
+      <w:bookmarkStart w:id="55" w:name="_Toc233300013"/>
       <w:r>
         <w:t>Protótipo de alta fidelidade tarefa 1</w:t>
       </w:r>
-      <w:bookmarkEnd w:id="54"/>
+      <w:bookmarkEnd w:id="55"/>
     </w:p>
     <w:p>
       <w:r>
@@ -14041,11 +14129,11 @@
       <w:pPr>
         <w:pStyle w:val="Cabealho3"/>
       </w:pPr>
-      <w:bookmarkStart w:id="55" w:name="_Toc233296722"/>
+      <w:bookmarkStart w:id="56" w:name="_Toc233300014"/>
       <w:r>
         <w:t>Funcionalidades implementadas</w:t>
       </w:r>
-      <w:bookmarkEnd w:id="55"/>
+      <w:bookmarkEnd w:id="56"/>
     </w:p>
     <w:p>
       <w:pPr>
@@ -14112,7 +14200,7 @@
       </w:pPr>
       <w:r>
         <w:pict w14:anchorId="41512A60">
-          <v:shape id="_x0000_i1068" type="#_x0000_t75" style="width:151.2pt;height:201.6pt">
+          <v:shape id="_x0000_i1026" type="#_x0000_t75" style="width:151.5pt;height:201.6pt">
             <v:imagedata r:id="rId30" o:title="Screenshot_20260625_162817"/>
           </v:shape>
         </w:pict>
@@ -14197,6 +14285,10 @@
         <w:jc w:val="center"/>
       </w:pPr>
       <w:r>
+        <w:rPr>
+          <w:noProof/>
+          <w:lang w:eastAsia="zh-CN"/>
+        </w:rPr>
         <w:lastRenderedPageBreak/>
         <w:drawing>
           <wp:inline distT="0" distB="0" distL="0" distR="0" wp14:anchorId="65886CC2" wp14:editId="696984F2">
@@ -14284,16 +14376,15 @@
           <w:sz w:val="24"/>
           <w:szCs w:val="24"/>
         </w:rPr>
-        <w:t>1</w:t>
-      </w:r>
-      <w:r>
-        <w:rPr>
-          <w:noProof/>
+        <w:t>18</w:t>
+      </w:r>
+      <w:r>
+        <w:rPr>
           <w:color w:val="auto"/>
           <w:sz w:val="24"/>
           <w:szCs w:val="24"/>
         </w:rPr>
-        <w:t>8</w:t>
+        <w:fldChar w:fldCharType="end"/>
       </w:r>
       <w:r>
         <w:rPr>
@@ -14301,23 +14392,7 @@
           <w:sz w:val="24"/>
           <w:szCs w:val="24"/>
         </w:rPr>
-        <w:fldChar w:fldCharType="end"/>
-      </w:r>
-      <w:r>
-        <w:rPr>
-          <w:color w:val="auto"/>
-          <w:sz w:val="24"/>
-          <w:szCs w:val="24"/>
-        </w:rPr>
-        <w:t xml:space="preserve">- Calculadora com </w:t>
-      </w:r>
-      <w:r>
-        <w:rPr>
-          <w:color w:val="auto"/>
-          <w:sz w:val="24"/>
-          <w:szCs w:val="24"/>
-        </w:rPr>
-        <w:t>todos os parâmetros inseridos</w:t>
+        <w:t>- Calculadora com todos os parâmetros inseridos</w:t>
       </w:r>
     </w:p>
     <w:p>
@@ -14334,21 +14409,15 @@
       <w:pPr>
         <w:pStyle w:val="Cabealho3"/>
       </w:pPr>
+      <w:bookmarkStart w:id="57" w:name="_Toc233300015"/>
       <w:r>
         <w:t>Código das funcionalidades implementadas</w:t>
       </w:r>
-    </w:p>
-    <w:p>
-      <w:r>
-        <w:t xml:space="preserve">Toda a lógica da parte implementada está presente no ficheiro </w:t>
-      </w:r>
-      <w:proofErr w:type="spellStart"/>
-      <w:r>
-        <w:t>Calculator.kt</w:t>
-      </w:r>
-      <w:proofErr w:type="spellEnd"/>
-      <w:r>
-        <w:t>. Para esta tarefa, foram implementadas as funcionalidades mencionadas acima da forma seguinte:</w:t>
+      <w:bookmarkEnd w:id="57"/>
+    </w:p>
+    <w:p>
+      <w:r>
+        <w:t>Toda a lógica da parte implementada está presente no ficheiro Calculator.kt. Para esta tarefa, foram implementadas as funcionalidades mencionadas acima da forma seguinte:</w:t>
       </w:r>
     </w:p>
     <w:p/>
@@ -14360,6 +14429,10 @@
         <w:jc w:val="center"/>
       </w:pPr>
       <w:r>
+        <w:rPr>
+          <w:noProof/>
+          <w:lang w:eastAsia="zh-CN"/>
+        </w:rPr>
         <w:drawing>
           <wp:inline distT="0" distB="0" distL="0" distR="0" wp14:anchorId="66265BD9" wp14:editId="7DC1BCB7">
             <wp:extent cx="4579952" cy="2142372"/>
@@ -14449,16 +14522,15 @@
           <w:sz w:val="24"/>
           <w:szCs w:val="24"/>
         </w:rPr>
-        <w:t>1</w:t>
-      </w:r>
-      <w:r>
-        <w:rPr>
-          <w:noProof/>
+        <w:t>19</w:t>
+      </w:r>
+      <w:r>
+        <w:rPr>
           <w:color w:val="auto"/>
           <w:sz w:val="24"/>
           <w:szCs w:val="24"/>
         </w:rPr>
-        <w:t>9</w:t>
+        <w:fldChar w:fldCharType="end"/>
       </w:r>
       <w:r>
         <w:rPr>
@@ -14466,7 +14538,7 @@
           <w:sz w:val="24"/>
           <w:szCs w:val="24"/>
         </w:rPr>
-        <w:fldChar w:fldCharType="end"/>
+        <w:t xml:space="preserve">- </w:t>
       </w:r>
       <w:r>
         <w:rPr>
@@ -14474,26 +14546,8 @@
           <w:sz w:val="24"/>
           <w:szCs w:val="24"/>
         </w:rPr>
-        <w:t xml:space="preserve">- </w:t>
-      </w:r>
-      <w:r>
-        <w:rPr>
-          <w:color w:val="auto"/>
-          <w:sz w:val="24"/>
-          <w:szCs w:val="24"/>
-        </w:rPr>
-        <w:t xml:space="preserve">Criação das propriedades do </w:t>
-      </w:r>
-      <w:proofErr w:type="spellStart"/>
-      <w:r>
-        <w:rPr>
-          <w:color w:val="auto"/>
-          <w:sz w:val="24"/>
-          <w:szCs w:val="24"/>
-        </w:rPr>
-        <w:t>Composable</w:t>
-      </w:r>
-      <w:proofErr w:type="spellEnd"/>
+        <w:t>Criação das propriedades do Composable</w:t>
+      </w:r>
     </w:p>
     <w:p>
       <w:pPr>
@@ -14504,7 +14558,6 @@
       <w:r>
         <w:t>Na criação do @</w:t>
       </w:r>
-      <w:proofErr w:type="spellStart"/>
       <w:r>
         <w:rPr>
           <w:i/>
@@ -14512,17 +14565,12 @@
         </w:rPr>
         <w:t>Composable</w:t>
       </w:r>
-      <w:proofErr w:type="spellEnd"/>
-      <w:r>
-        <w:t>,</w:t>
-      </w:r>
-      <w:r>
-        <w:t xml:space="preserve"> foram definidos os nomes dos parâmetros como uma</w:t>
+      <w:r>
+        <w:t>, foram definidos os nomes dos parâmetros como uma</w:t>
       </w:r>
       <w:r>
         <w:t xml:space="preserve"> </w:t>
       </w:r>
-      <w:proofErr w:type="spellStart"/>
       <w:r>
         <w:rPr>
           <w:i/>
@@ -14530,11 +14578,9 @@
         </w:rPr>
         <w:t>list</w:t>
       </w:r>
-      <w:proofErr w:type="spellEnd"/>
       <w:r>
         <w:t xml:space="preserve">, os valores da calculadora como uma </w:t>
       </w:r>
-      <w:proofErr w:type="spellStart"/>
       <w:r>
         <w:rPr>
           <w:i/>
@@ -14542,14 +14588,12 @@
         </w:rPr>
         <w:t>mutableStateList</w:t>
       </w:r>
-      <w:proofErr w:type="spellEnd"/>
       <w:r>
         <w:t xml:space="preserve">, e o resultado </w:t>
       </w:r>
       <w:r>
         <w:t xml:space="preserve">e minuto como </w:t>
       </w:r>
-      <w:proofErr w:type="spellStart"/>
       <w:r>
         <w:rPr>
           <w:i/>
@@ -14557,11 +14601,9 @@
         </w:rPr>
         <w:t>mutableIntState</w:t>
       </w:r>
-      <w:proofErr w:type="spellEnd"/>
       <w:r>
         <w:t xml:space="preserve"> e </w:t>
       </w:r>
-      <w:proofErr w:type="spellStart"/>
       <w:r>
         <w:rPr>
           <w:i/>
@@ -14569,7 +14611,6 @@
         </w:rPr>
         <w:t>mutableState</w:t>
       </w:r>
-      <w:proofErr w:type="spellEnd"/>
       <w:r>
         <w:t>. Isto permitirá armazenar os valores inseridos e atualizar certos elementos automaticamente no caso de serem alterados.</w:t>
       </w:r>
@@ -14583,6 +14624,10 @@
         <w:jc w:val="center"/>
       </w:pPr>
       <w:r>
+        <w:rPr>
+          <w:noProof/>
+          <w:lang w:eastAsia="zh-CN"/>
+        </w:rPr>
         <w:drawing>
           <wp:inline distT="0" distB="0" distL="0" distR="0" wp14:anchorId="4EBA6D1A" wp14:editId="24F00046">
             <wp:extent cx="5943600" cy="1935480"/>
@@ -14711,7 +14756,6 @@
       <w:r>
         <w:t xml:space="preserve">Foi definida também a base para o ecrã da calculadora, apenas com um </w:t>
       </w:r>
-      <w:proofErr w:type="spellStart"/>
       <w:r>
         <w:rPr>
           <w:i/>
@@ -14719,11 +14763,9 @@
         </w:rPr>
         <w:t>Card</w:t>
       </w:r>
-      <w:proofErr w:type="spellEnd"/>
       <w:r>
         <w:t xml:space="preserve"> de cor branca e uma </w:t>
       </w:r>
-      <w:proofErr w:type="spellStart"/>
       <w:r>
         <w:rPr>
           <w:i/>
@@ -14731,17 +14773,8 @@
         </w:rPr>
         <w:t>Column</w:t>
       </w:r>
-      <w:proofErr w:type="spellEnd"/>
-      <w:r>
-        <w:t xml:space="preserve"> com o título “Índice </w:t>
-      </w:r>
-      <w:proofErr w:type="spellStart"/>
-      <w:r>
-        <w:t>Apgar</w:t>
-      </w:r>
-      <w:proofErr w:type="spellEnd"/>
-      <w:r>
-        <w:t>” e um pequeno subtítulo abaixo.</w:t>
+      <w:r>
+        <w:t xml:space="preserve"> com o título “Índice Apgar” e um pequeno subtítulo abaixo.</w:t>
       </w:r>
     </w:p>
     <w:p/>
@@ -14753,6 +14786,10 @@
         <w:jc w:val="center"/>
       </w:pPr>
       <w:r>
+        <w:rPr>
+          <w:noProof/>
+          <w:lang w:eastAsia="zh-CN"/>
+        </w:rPr>
         <w:lastRenderedPageBreak/>
         <w:drawing>
           <wp:inline distT="0" distB="0" distL="0" distR="0" wp14:anchorId="08656987" wp14:editId="73309B46">
@@ -14843,16 +14880,15 @@
           <w:sz w:val="24"/>
           <w:szCs w:val="24"/>
         </w:rPr>
-        <w:t>21</w:t>
-      </w:r>
-      <w:r>
-        <w:rPr>
-          <w:noProof/>
+        <w:t xml:space="preserve">21 </w:t>
+      </w:r>
+      <w:r>
+        <w:rPr>
           <w:color w:val="auto"/>
           <w:sz w:val="24"/>
           <w:szCs w:val="24"/>
         </w:rPr>
-        <w:t xml:space="preserve"> </w:t>
+        <w:fldChar w:fldCharType="end"/>
       </w:r>
       <w:r>
         <w:rPr>
@@ -14860,23 +14896,7 @@
           <w:sz w:val="24"/>
           <w:szCs w:val="24"/>
         </w:rPr>
-        <w:fldChar w:fldCharType="end"/>
-      </w:r>
-      <w:r>
-        <w:rPr>
-          <w:color w:val="auto"/>
-          <w:sz w:val="24"/>
-          <w:szCs w:val="24"/>
-        </w:rPr>
-        <w:t>–</w:t>
-      </w:r>
-      <w:r>
-        <w:rPr>
-          <w:color w:val="auto"/>
-          <w:sz w:val="24"/>
-          <w:szCs w:val="24"/>
-        </w:rPr>
-        <w:t xml:space="preserve"> Código geral para a calculadora</w:t>
+        <w:t>– Código geral para a calculadora</w:t>
       </w:r>
     </w:p>
     <w:p/>
@@ -14884,7 +14904,6 @@
       <w:r>
         <w:t xml:space="preserve">O </w:t>
       </w:r>
-      <w:proofErr w:type="spellStart"/>
       <w:r>
         <w:rPr>
           <w:i/>
@@ -14892,11 +14911,9 @@
         </w:rPr>
         <w:t>forEachIndexed</w:t>
       </w:r>
-      <w:proofErr w:type="spellEnd"/>
       <w:r>
         <w:t xml:space="preserve"> é usado em vez do </w:t>
       </w:r>
-      <w:proofErr w:type="spellStart"/>
       <w:r>
         <w:rPr>
           <w:i/>
@@ -14904,11 +14921,9 @@
         </w:rPr>
         <w:t>forEach</w:t>
       </w:r>
-      <w:proofErr w:type="spellEnd"/>
       <w:r>
         <w:t xml:space="preserve"> devido a ser necessário o índice para determinar as cores dos botões. Para cada elemento da lista de nomes dos parâmetros, é criado um </w:t>
       </w:r>
-      <w:proofErr w:type="spellStart"/>
       <w:r>
         <w:rPr>
           <w:i/>
@@ -14916,11 +14931,9 @@
         </w:rPr>
         <w:t>Row</w:t>
       </w:r>
-      <w:proofErr w:type="spellEnd"/>
       <w:r>
         <w:t xml:space="preserve"> com </w:t>
       </w:r>
-      <w:proofErr w:type="spellStart"/>
       <w:r>
         <w:rPr>
           <w:i/>
@@ -14928,7 +14941,6 @@
         </w:rPr>
         <w:t>Buttons</w:t>
       </w:r>
-      <w:proofErr w:type="spellEnd"/>
       <w:r>
         <w:t xml:space="preserve"> de valores 0 a </w:t>
       </w:r>
@@ -14940,7 +14952,6 @@
       <w:r>
         <w:t xml:space="preserve">Este botão terá a cor </w:t>
       </w:r>
-      <w:proofErr w:type="spellStart"/>
       <w:r>
         <w:rPr>
           <w:i/>
@@ -14948,11 +14959,9 @@
         </w:rPr>
         <w:t>AppBlue</w:t>
       </w:r>
-      <w:proofErr w:type="spellEnd"/>
       <w:r>
         <w:t xml:space="preserve"> (definida previamente em conjunto como a cor dos </w:t>
       </w:r>
-      <w:proofErr w:type="spellStart"/>
       <w:r>
         <w:rPr>
           <w:i/>
@@ -14960,11 +14969,9 @@
         </w:rPr>
         <w:t>Header</w:t>
       </w:r>
-      <w:proofErr w:type="spellEnd"/>
       <w:r>
         <w:t xml:space="preserve"> e </w:t>
       </w:r>
-      <w:proofErr w:type="spellStart"/>
       <w:r>
         <w:rPr>
           <w:i/>
@@ -14972,7 +14979,6 @@
         </w:rPr>
         <w:t>Footer</w:t>
       </w:r>
-      <w:proofErr w:type="spellEnd"/>
       <w:r>
         <w:t xml:space="preserve">) caso o valor correspondente àquele parâmetro seja o do botão. Assim, no caso o valor </w:t>
       </w:r>
@@ -14985,7 +14991,6 @@
       <w:r>
         <w:t xml:space="preserve">O </w:t>
       </w:r>
-      <w:proofErr w:type="spellStart"/>
       <w:r>
         <w:rPr>
           <w:i/>
@@ -14993,7 +14998,6 @@
         </w:rPr>
         <w:t>onClick</w:t>
       </w:r>
-      <w:proofErr w:type="spellEnd"/>
       <w:r>
         <w:t xml:space="preserve"> presente apenas altera o valor</w:t>
       </w:r>
@@ -15021,6 +15025,10 @@
         <w:jc w:val="center"/>
       </w:pPr>
       <w:r>
+        <w:rPr>
+          <w:noProof/>
+          <w:lang w:eastAsia="zh-CN"/>
+        </w:rPr>
         <w:drawing>
           <wp:inline distT="0" distB="0" distL="0" distR="0" wp14:anchorId="1A3BDB69" wp14:editId="3A0BF816">
             <wp:extent cx="5097218" cy="5041127"/>
@@ -15110,16 +15118,15 @@
           <w:sz w:val="24"/>
           <w:szCs w:val="24"/>
         </w:rPr>
-        <w:t>22</w:t>
-      </w:r>
-      <w:r>
-        <w:rPr>
-          <w:noProof/>
+        <w:t xml:space="preserve">22 </w:t>
+      </w:r>
+      <w:r>
+        <w:rPr>
           <w:color w:val="auto"/>
           <w:sz w:val="24"/>
           <w:szCs w:val="24"/>
         </w:rPr>
-        <w:t xml:space="preserve"> </w:t>
+        <w:fldChar w:fldCharType="end"/>
       </w:r>
       <w:r>
         <w:rPr>
@@ -15127,23 +15134,7 @@
           <w:sz w:val="24"/>
           <w:szCs w:val="24"/>
         </w:rPr>
-        <w:fldChar w:fldCharType="end"/>
-      </w:r>
-      <w:r>
-        <w:rPr>
-          <w:color w:val="auto"/>
-          <w:sz w:val="24"/>
-          <w:szCs w:val="24"/>
-        </w:rPr>
-        <w:t xml:space="preserve">– Código </w:t>
-      </w:r>
-      <w:r>
-        <w:rPr>
-          <w:color w:val="auto"/>
-          <w:sz w:val="24"/>
-          <w:szCs w:val="24"/>
-        </w:rPr>
-        <w:t>para o texto do resultado e botão de submeter</w:t>
+        <w:t>– Código para o texto do resultado e botão de submeter</w:t>
       </w:r>
     </w:p>
     <w:p/>
@@ -15151,7 +15142,6 @@
       <w:r>
         <w:t xml:space="preserve">Mais abaixo, está presente o código responsável pela </w:t>
       </w:r>
-      <w:proofErr w:type="spellStart"/>
       <w:r>
         <w:rPr>
           <w:i/>
@@ -15159,11 +15149,9 @@
         </w:rPr>
         <w:t>Column</w:t>
       </w:r>
-      <w:proofErr w:type="spellEnd"/>
       <w:r>
         <w:t xml:space="preserve"> que contêm o </w:t>
       </w:r>
-      <w:proofErr w:type="spellStart"/>
       <w:r>
         <w:rPr>
           <w:i/>
@@ -15171,11 +15159,9 @@
         </w:rPr>
         <w:t>Text</w:t>
       </w:r>
-      <w:proofErr w:type="spellEnd"/>
       <w:r>
         <w:t xml:space="preserve"> (resultado a negrito, atualmente estático) e o </w:t>
       </w:r>
-      <w:proofErr w:type="spellStart"/>
       <w:r>
         <w:rPr>
           <w:i/>
@@ -15183,7 +15169,6 @@
         </w:rPr>
         <w:t>Button</w:t>
       </w:r>
-      <w:proofErr w:type="spellEnd"/>
       <w:r>
         <w:t xml:space="preserve"> (botão para submeter).</w:t>
       </w:r>
@@ -15193,7 +15178,6 @@
         <w:lastRenderedPageBreak/>
         <w:t xml:space="preserve">A cor do botão é sempre </w:t>
       </w:r>
-      <w:proofErr w:type="spellStart"/>
       <w:r>
         <w:rPr>
           <w:i/>
@@ -15201,7 +15185,6 @@
         </w:rPr>
         <w:t>AppBlue</w:t>
       </w:r>
-      <w:proofErr w:type="spellEnd"/>
       <w:r>
         <w:t xml:space="preserve">, mas o botão apenas está ativo se todos os valores da lista </w:t>
       </w:r>
@@ -15226,6 +15209,10 @@
         <w:jc w:val="center"/>
       </w:pPr>
       <w:r>
+        <w:rPr>
+          <w:noProof/>
+          <w:lang w:eastAsia="zh-CN"/>
+        </w:rPr>
         <w:drawing>
           <wp:inline distT="0" distB="0" distL="0" distR="0" wp14:anchorId="0E6BEF33" wp14:editId="5DC43471">
             <wp:extent cx="2295845" cy="1524213"/>
@@ -15315,49 +15302,23 @@
           <w:sz w:val="24"/>
           <w:szCs w:val="24"/>
         </w:rPr>
-        <w:t>2</w:t>
-      </w:r>
-      <w:r>
-        <w:rPr>
-          <w:noProof/>
+        <w:t xml:space="preserve">23 </w:t>
+      </w:r>
+      <w:r>
+        <w:rPr>
           <w:color w:val="auto"/>
           <w:sz w:val="24"/>
           <w:szCs w:val="24"/>
         </w:rPr>
-        <w:t>3</w:t>
-      </w:r>
-      <w:r>
-        <w:rPr>
-          <w:noProof/>
+        <w:fldChar w:fldCharType="end"/>
+      </w:r>
+      <w:r>
+        <w:rPr>
           <w:color w:val="auto"/>
           <w:sz w:val="24"/>
           <w:szCs w:val="24"/>
         </w:rPr>
-        <w:t xml:space="preserve"> </w:t>
-      </w:r>
-      <w:r>
-        <w:rPr>
-          <w:color w:val="auto"/>
-          <w:sz w:val="24"/>
-          <w:szCs w:val="24"/>
-        </w:rPr>
-        <w:fldChar w:fldCharType="end"/>
-      </w:r>
-      <w:r>
-        <w:rPr>
-          <w:color w:val="auto"/>
-          <w:sz w:val="24"/>
-          <w:szCs w:val="24"/>
-        </w:rPr>
-        <w:t xml:space="preserve">– </w:t>
-      </w:r>
-      <w:r>
-        <w:rPr>
-          <w:color w:val="auto"/>
-          <w:sz w:val="24"/>
-          <w:szCs w:val="24"/>
-        </w:rPr>
-        <w:t>Método para determinar o minuto seguinte</w:t>
+        <w:t>– Método para determinar o minuto seguinte</w:t>
       </w:r>
     </w:p>
     <w:p/>
@@ -15365,8 +15326,6 @@
       <w:r>
         <w:t xml:space="preserve">O método </w:t>
       </w:r>
-      <w:proofErr w:type="spellStart"/>
-      <w:proofErr w:type="gramStart"/>
       <w:r>
         <w:rPr>
           <w:i/>
@@ -15374,13 +15333,8 @@
         </w:rPr>
         <w:t>nextMinute</w:t>
       </w:r>
-      <w:proofErr w:type="spellEnd"/>
-      <w:r>
-        <w:t>(</w:t>
-      </w:r>
-      <w:proofErr w:type="gramEnd"/>
-      <w:r>
-        <w:t>) é usado quando o botão de Submeter é clicado, e este faz com que o minuto atual seja alterado consoante o valor atual. Caso estejamos no 1º minuto, o minuto seguinte será o 5. A partir daí, todos os tempos de avaliação serão sempre 5 minutos depois.</w:t>
+      <w:r>
+        <w:t>() é usado quando o botão de Submeter é clicado, e este faz com que o minuto atual seja alterado consoante o valor atual. Caso estejamos no 1º minuto, o minuto seguinte será o 5. A partir daí, todos os tempos de avaliação serão sempre 5 minutos depois.</w:t>
       </w:r>
     </w:p>
     <w:p/>
@@ -15417,14 +15371,14 @@
         <w:lastRenderedPageBreak/>
         <w:t xml:space="preserve"> </w:t>
       </w:r>
-      <w:bookmarkStart w:id="56" w:name="_Toc233296723"/>
+      <w:bookmarkStart w:id="58" w:name="_Toc233300016"/>
       <w:r>
         <w:t xml:space="preserve">Protótipo de alta fidelidade tarefa </w:t>
       </w:r>
       <w:r>
         <w:t>2</w:t>
       </w:r>
-      <w:bookmarkEnd w:id="56"/>
+      <w:bookmarkEnd w:id="58"/>
     </w:p>
     <w:p>
       <w:r>
@@ -15510,11 +15464,11 @@
       <w:pPr>
         <w:pStyle w:val="Cabealho3"/>
       </w:pPr>
-      <w:bookmarkStart w:id="57" w:name="_Toc233296724"/>
+      <w:bookmarkStart w:id="59" w:name="_Toc233300017"/>
       <w:r>
         <w:t>Funcionalidades implementadas</w:t>
       </w:r>
-      <w:bookmarkEnd w:id="57"/>
+      <w:bookmarkEnd w:id="59"/>
     </w:p>
     <w:p>
       <w:pPr>
@@ -15910,7 +15864,7 @@
       <w:pPr>
         <w:pStyle w:val="Cabealho3"/>
       </w:pPr>
-      <w:bookmarkStart w:id="58" w:name="_Toc233296725"/>
+      <w:bookmarkStart w:id="60" w:name="_Toc233300018"/>
       <w:r>
         <w:lastRenderedPageBreak/>
         <w:t xml:space="preserve">Código da funcionalidade para a tarefa </w:t>
@@ -15918,7 +15872,7 @@
       <w:r>
         <w:t>2</w:t>
       </w:r>
-      <w:bookmarkEnd w:id="58"/>
+      <w:bookmarkEnd w:id="60"/>
     </w:p>
     <w:p>
       <w:pPr>
@@ -16281,25 +16235,7 @@
           <w:sz w:val="24"/>
           <w:szCs w:val="24"/>
         </w:rPr>
-        <w:t xml:space="preserve">-  Excerto do ficheiro ResultadosCalculadora.kt, com o composable </w:t>
-      </w:r>
-      <w:proofErr w:type="gramStart"/>
-      <w:r>
-        <w:rPr>
-          <w:color w:val="auto"/>
-          <w:sz w:val="24"/>
-          <w:szCs w:val="24"/>
-        </w:rPr>
-        <w:t>ResultadosCalculadora(</w:t>
-      </w:r>
-      <w:proofErr w:type="gramEnd"/>
-      <w:r>
-        <w:rPr>
-          <w:color w:val="auto"/>
-          <w:sz w:val="24"/>
-          <w:szCs w:val="24"/>
-        </w:rPr>
-        <w:t>), responsável por apresentar os resultados e as comparações entre minutos.</w:t>
+        <w:t>-  Excerto do ficheiro ResultadosCalculadora.kt, com o composable ResultadosCalculadora(), responsável por apresentar os resultados e as comparações entre minutos.</w:t>
       </w:r>
     </w:p>
     <w:p/>
@@ -16475,11 +16411,11 @@
         <w:lastRenderedPageBreak/>
         <w:t xml:space="preserve"> </w:t>
       </w:r>
-      <w:bookmarkStart w:id="59" w:name="_Toc233296726"/>
+      <w:bookmarkStart w:id="61" w:name="_Toc233300019"/>
       <w:r>
         <w:t>Protótipo de alta fidelidade tarefa 3</w:t>
       </w:r>
-      <w:bookmarkEnd w:id="59"/>
+      <w:bookmarkEnd w:id="61"/>
     </w:p>
     <w:p>
       <w:r>
@@ -16544,7 +16480,7 @@
       <w:pPr>
         <w:pStyle w:val="Cabealho3"/>
       </w:pPr>
-      <w:bookmarkStart w:id="60" w:name="_Toc233296727"/>
+      <w:bookmarkStart w:id="62" w:name="_Toc233300020"/>
       <w:r>
         <w:lastRenderedPageBreak/>
         <w:t>Funcionalidades implementadas</w:t>
@@ -16552,7 +16488,7 @@
       <w:r>
         <w:t xml:space="preserve"> – tarefa 3</w:t>
       </w:r>
-      <w:bookmarkEnd w:id="60"/>
+      <w:bookmarkEnd w:id="62"/>
     </w:p>
     <w:p>
       <w:r>
@@ -16633,7 +16569,7 @@
           <w:szCs w:val="24"/>
         </w:rPr>
       </w:pPr>
-      <w:bookmarkStart w:id="61" w:name="_Toc233236003"/>
+      <w:bookmarkStart w:id="63" w:name="_Toc233236003"/>
       <w:r>
         <w:rPr>
           <w:color w:val="auto"/>
@@ -16658,7 +16594,7 @@
         </w:rPr>
         <w:t xml:space="preserve"> - Lista de utentes</w:t>
       </w:r>
-      <w:bookmarkEnd w:id="61"/>
+      <w:bookmarkEnd w:id="63"/>
     </w:p>
     <w:p/>
     <w:p/>
@@ -16725,7 +16661,7 @@
           <w:szCs w:val="24"/>
         </w:rPr>
       </w:pPr>
-      <w:bookmarkStart w:id="62" w:name="_Toc233236004"/>
+      <w:bookmarkStart w:id="64" w:name="_Toc233236004"/>
       <w:r>
         <w:rPr>
           <w:color w:val="auto"/>
@@ -16766,7 +16702,7 @@
         </w:rPr>
         <w:t>utente</w:t>
       </w:r>
-      <w:bookmarkEnd w:id="62"/>
+      <w:bookmarkEnd w:id="64"/>
     </w:p>
     <w:p>
       <w:pPr>
@@ -16865,7 +16801,7 @@
           <w:szCs w:val="24"/>
         </w:rPr>
       </w:pPr>
-      <w:bookmarkStart w:id="63" w:name="_Toc233236005"/>
+      <w:bookmarkStart w:id="65" w:name="_Toc233236005"/>
       <w:r>
         <w:rPr>
           <w:color w:val="auto"/>
@@ -16890,7 +16826,7 @@
         </w:rPr>
         <w:t>– Parâmetros da avaliação</w:t>
       </w:r>
-      <w:bookmarkEnd w:id="63"/>
+      <w:bookmarkEnd w:id="65"/>
     </w:p>
     <w:p/>
     <w:p/>
@@ -17000,7 +16936,7 @@
           <w:szCs w:val="24"/>
         </w:rPr>
       </w:pPr>
-      <w:bookmarkStart w:id="64" w:name="_Toc233236006"/>
+      <w:bookmarkStart w:id="66" w:name="_Toc233236006"/>
       <w:r>
         <w:rPr>
           <w:color w:val="auto"/>
@@ -17033,7 +16969,7 @@
         </w:rPr>
         <w:t>Estruturas de dados principais da Tarefa 3</w:t>
       </w:r>
-      <w:bookmarkEnd w:id="64"/>
+      <w:bookmarkEnd w:id="66"/>
     </w:p>
     <w:p/>
     <w:p/>
@@ -17103,7 +17039,7 @@
           <w:szCs w:val="24"/>
         </w:rPr>
       </w:pPr>
-      <w:bookmarkStart w:id="65" w:name="_Toc233236007"/>
+      <w:bookmarkStart w:id="67" w:name="_Toc233236007"/>
       <w:r>
         <w:rPr>
           <w:color w:val="auto"/>
@@ -17144,7 +17080,7 @@
         </w:rPr>
         <w:t>ista estática de utentes usada para simular a base de dados da Tarefa 3</w:t>
       </w:r>
-      <w:bookmarkEnd w:id="65"/>
+      <w:bookmarkEnd w:id="67"/>
     </w:p>
     <w:p/>
     <w:p/>
@@ -17213,7 +17149,7 @@
           <w:szCs w:val="24"/>
         </w:rPr>
       </w:pPr>
-      <w:bookmarkStart w:id="66" w:name="_Toc233236008"/>
+      <w:bookmarkStart w:id="68" w:name="_Toc233236008"/>
       <w:r>
         <w:rPr>
           <w:color w:val="auto"/>
@@ -17246,7 +17182,7 @@
         </w:rPr>
         <w:t>Classificação do resultado Apgar através da função categoria</w:t>
       </w:r>
-      <w:bookmarkEnd w:id="66"/>
+      <w:bookmarkEnd w:id="68"/>
     </w:p>
     <w:p>
       <w:r>
@@ -17316,7 +17252,7 @@
           <w:szCs w:val="24"/>
         </w:rPr>
       </w:pPr>
-      <w:bookmarkStart w:id="67" w:name="_Toc233236009"/>
+      <w:bookmarkStart w:id="69" w:name="_Toc233236009"/>
       <w:r>
         <w:rPr>
           <w:color w:val="auto"/>
@@ -17349,7 +17285,7 @@
         </w:rPr>
         <w:t>Configuração do footer e definição do botão Utentes para aceder à lista de utentes da Tarefa 3</w:t>
       </w:r>
-      <w:bookmarkEnd w:id="67"/>
+      <w:bookmarkEnd w:id="69"/>
     </w:p>
     <w:p>
       <w:pPr>
@@ -17408,7 +17344,7 @@
           <w:szCs w:val="24"/>
         </w:rPr>
       </w:pPr>
-      <w:bookmarkStart w:id="68" w:name="_Toc233236010"/>
+      <w:bookmarkStart w:id="70" w:name="_Toc233236010"/>
       <w:r>
         <w:rPr>
           <w:color w:val="auto"/>
@@ -17483,7 +17419,7 @@
         </w:rPr>
         <w:t>Implementação dos itens clicáveis do footer, permitindo a navegação entre o ecrã inicial e a lista de utentes.</w:t>
       </w:r>
-      <w:bookmarkEnd w:id="68"/>
+      <w:bookmarkEnd w:id="70"/>
     </w:p>
     <w:p/>
     <w:p>
@@ -17548,7 +17484,7 @@
           <w:szCs w:val="24"/>
         </w:rPr>
       </w:pPr>
-      <w:bookmarkStart w:id="69" w:name="_Toc233236011"/>
+      <w:bookmarkStart w:id="71" w:name="_Toc233236011"/>
       <w:r>
         <w:rPr>
           <w:color w:val="auto"/>
@@ -17579,27 +17515,9 @@
           <w:sz w:val="24"/>
           <w:szCs w:val="24"/>
         </w:rPr>
-        <w:t xml:space="preserve">Função </w:t>
-      </w:r>
-      <w:proofErr w:type="spellStart"/>
-      <w:r>
-        <w:rPr>
-          <w:color w:val="auto"/>
-          <w:sz w:val="24"/>
-          <w:szCs w:val="24"/>
-        </w:rPr>
-        <w:t>ApgarScreen</w:t>
-      </w:r>
-      <w:proofErr w:type="spellEnd"/>
-      <w:r>
-        <w:rPr>
-          <w:color w:val="auto"/>
-          <w:sz w:val="24"/>
-          <w:szCs w:val="24"/>
-        </w:rPr>
-        <w:t>, responsável por guardar o estado atual da navegação e controlar o fluxo entre Home, lista de utentes, registos e detalhe da avaliação.</w:t>
-      </w:r>
-      <w:bookmarkEnd w:id="69"/>
+        <w:t>Função ApgarScreen, responsável por guardar o estado atual da navegação e controlar o fluxo entre Home, lista de utentes, registos e detalhe da avaliação.</w:t>
+      </w:r>
+      <w:bookmarkEnd w:id="71"/>
     </w:p>
     <w:p>
       <w:r>
@@ -17664,7 +17582,7 @@
           <w:szCs w:val="24"/>
         </w:rPr>
       </w:pPr>
-      <w:bookmarkStart w:id="70" w:name="_Toc233236012"/>
+      <w:bookmarkStart w:id="72" w:name="_Toc233236012"/>
       <w:r>
         <w:rPr>
           <w:color w:val="auto"/>
@@ -17697,7 +17615,7 @@
         </w:rPr>
         <w:t>Controlo do fluxo de navegação da Tarefa 3, alternando entre Home, lista de utentes, registos do utente e detalhe da avaliação.</w:t>
       </w:r>
-      <w:bookmarkEnd w:id="70"/>
+      <w:bookmarkEnd w:id="72"/>
     </w:p>
     <w:p/>
     <w:p/>
@@ -17769,7 +17687,7 @@
           <w:szCs w:val="24"/>
         </w:rPr>
       </w:pPr>
-      <w:bookmarkStart w:id="71" w:name="_Toc233236013"/>
+      <w:bookmarkStart w:id="73" w:name="_Toc233236013"/>
       <w:r>
         <w:rPr>
           <w:color w:val="auto"/>
@@ -17800,27 +17718,9 @@
           <w:sz w:val="24"/>
           <w:szCs w:val="24"/>
         </w:rPr>
-        <w:t xml:space="preserve">Função </w:t>
-      </w:r>
-      <w:proofErr w:type="spellStart"/>
-      <w:r>
-        <w:rPr>
-          <w:color w:val="auto"/>
-          <w:sz w:val="24"/>
-          <w:szCs w:val="24"/>
-        </w:rPr>
-        <w:t>ListaUtentes</w:t>
-      </w:r>
-      <w:proofErr w:type="spellEnd"/>
-      <w:r>
-        <w:rPr>
-          <w:color w:val="auto"/>
-          <w:sz w:val="24"/>
-          <w:szCs w:val="24"/>
-        </w:rPr>
-        <w:t>, responsável por apresentar a lista de bebés avaliados e permitir a seleção de um utente</w:t>
-      </w:r>
-      <w:bookmarkEnd w:id="71"/>
+        <w:t>Função ListaUtentes, responsável por apresentar a lista de bebés avaliados e permitir a seleção de um utente</w:t>
+      </w:r>
+      <w:bookmarkEnd w:id="73"/>
     </w:p>
     <w:p/>
     <w:p/>
@@ -17898,7 +17798,7 @@
           <w:szCs w:val="24"/>
         </w:rPr>
       </w:pPr>
-      <w:bookmarkStart w:id="72" w:name="_Toc233236014"/>
+      <w:bookmarkStart w:id="74" w:name="_Toc233236014"/>
       <w:r>
         <w:rPr>
           <w:color w:val="auto"/>
@@ -17931,7 +17831,7 @@
         </w:rPr>
         <w:t>Botão para voltar à lista de utentes</w:t>
       </w:r>
-      <w:bookmarkEnd w:id="72"/>
+      <w:bookmarkEnd w:id="74"/>
     </w:p>
     <w:p/>
     <w:p>
@@ -17990,7 +17890,7 @@
           <w:szCs w:val="24"/>
         </w:rPr>
       </w:pPr>
-      <w:bookmarkStart w:id="73" w:name="_Toc233236015"/>
+      <w:bookmarkStart w:id="75" w:name="_Toc233236015"/>
       <w:r>
         <w:rPr>
           <w:color w:val="auto"/>
@@ -18056,7 +17956,7 @@
         </w:rPr>
         <w:t>Apresentação das avaliações do utente</w:t>
       </w:r>
-      <w:bookmarkEnd w:id="73"/>
+      <w:bookmarkEnd w:id="75"/>
     </w:p>
     <w:p>
       <w:r>
@@ -18121,7 +18021,7 @@
           <w:szCs w:val="24"/>
         </w:rPr>
       </w:pPr>
-      <w:bookmarkStart w:id="74" w:name="_Toc233236016"/>
+      <w:bookmarkStart w:id="76" w:name="_Toc233236016"/>
       <w:r>
         <w:rPr>
           <w:color w:val="auto"/>
@@ -18154,7 +18054,7 @@
         </w:rPr>
         <w:t>Botão para voltar às avaliações</w:t>
       </w:r>
-      <w:bookmarkEnd w:id="74"/>
+      <w:bookmarkEnd w:id="76"/>
     </w:p>
     <w:p/>
     <w:p/>
@@ -18220,7 +18120,7 @@
           <w:szCs w:val="24"/>
         </w:rPr>
       </w:pPr>
-      <w:bookmarkStart w:id="75" w:name="_Toc233236017"/>
+      <w:bookmarkStart w:id="77" w:name="_Toc233236017"/>
       <w:r>
         <w:rPr>
           <w:color w:val="auto"/>
@@ -18237,8 +18137,6 @@
         </w:rPr>
         <w:t>45</w:t>
       </w:r>
-      <w:bookmarkStart w:id="76" w:name="_GoBack"/>
-      <w:bookmarkEnd w:id="76"/>
       <w:r>
         <w:rPr>
           <w:color w:val="auto"/>
@@ -18255,7 +18153,7 @@
         </w:rPr>
         <w:t>Cores associadas à categoria Apgar</w:t>
       </w:r>
-      <w:bookmarkEnd w:id="75"/>
+      <w:bookmarkEnd w:id="77"/>
     </w:p>
     <w:p>
       <w:pPr>
@@ -18268,22 +18166,22 @@
       <w:pPr>
         <w:pStyle w:val="Cabealho1"/>
       </w:pPr>
-      <w:bookmarkStart w:id="77" w:name="_Toc233296728"/>
+      <w:bookmarkStart w:id="78" w:name="_Toc233300021"/>
       <w:r>
         <w:lastRenderedPageBreak/>
         <w:t>Avaliação com utilizadores</w:t>
       </w:r>
-      <w:bookmarkEnd w:id="77"/>
+      <w:bookmarkEnd w:id="78"/>
     </w:p>
     <w:p>
       <w:pPr>
         <w:pStyle w:val="Cabealho2"/>
       </w:pPr>
-      <w:bookmarkStart w:id="78" w:name="_Toc233296729"/>
+      <w:bookmarkStart w:id="79" w:name="_Toc233300022"/>
       <w:r>
         <w:t>Elemento 1 – Participação no projecto X e Y</w:t>
       </w:r>
-      <w:bookmarkEnd w:id="78"/>
+      <w:bookmarkEnd w:id="79"/>
     </w:p>
     <w:p>
       <w:pPr>
@@ -18327,11 +18225,11 @@
       <w:r>
         <w:t xml:space="preserve"> </w:t>
       </w:r>
-      <w:bookmarkStart w:id="79" w:name="_Toc233296730"/>
+      <w:bookmarkStart w:id="80" w:name="_Toc233300023"/>
       <w:r>
         <w:t>Testes realizados – tarefa 1</w:t>
       </w:r>
-      <w:bookmarkEnd w:id="79"/>
+      <w:bookmarkEnd w:id="80"/>
     </w:p>
     <w:p>
       <w:pPr>
@@ -18419,11 +18317,11 @@
         <w:lastRenderedPageBreak/>
         <w:t xml:space="preserve"> </w:t>
       </w:r>
-      <w:bookmarkStart w:id="80" w:name="_Toc233296731"/>
+      <w:bookmarkStart w:id="81" w:name="_Toc233300024"/>
       <w:r>
         <w:t>Elemento 2 – Participação no projecto X e Y</w:t>
       </w:r>
-      <w:bookmarkEnd w:id="80"/>
+      <w:bookmarkEnd w:id="81"/>
     </w:p>
     <w:p>
       <w:pPr>
@@ -18467,11 +18365,11 @@
       <w:r>
         <w:t xml:space="preserve"> </w:t>
       </w:r>
-      <w:bookmarkStart w:id="81" w:name="_Toc233296732"/>
+      <w:bookmarkStart w:id="82" w:name="_Toc233300025"/>
       <w:r>
         <w:t>Testes realizados – tarefa 2</w:t>
       </w:r>
-      <w:bookmarkEnd w:id="81"/>
+      <w:bookmarkEnd w:id="82"/>
     </w:p>
     <w:p>
       <w:pPr>
@@ -18562,11 +18460,11 @@
         <w:lastRenderedPageBreak/>
         <w:t xml:space="preserve"> </w:t>
       </w:r>
-      <w:bookmarkStart w:id="82" w:name="_Toc233296733"/>
+      <w:bookmarkStart w:id="83" w:name="_Toc233300026"/>
       <w:r>
         <w:t>Elemento 3 – Participação no projecto X e Y</w:t>
       </w:r>
-      <w:bookmarkEnd w:id="82"/>
+      <w:bookmarkEnd w:id="83"/>
     </w:p>
     <w:p>
       <w:pPr>
@@ -18616,11 +18514,11 @@
       <w:r>
         <w:t xml:space="preserve"> </w:t>
       </w:r>
-      <w:bookmarkStart w:id="83" w:name="_Toc233296734"/>
+      <w:bookmarkStart w:id="84" w:name="_Toc233300027"/>
       <w:r>
         <w:t>Testes realizados – tarefa 3</w:t>
       </w:r>
-      <w:bookmarkEnd w:id="83"/>
+      <w:bookmarkEnd w:id="84"/>
     </w:p>
     <w:p>
       <w:pPr>
@@ -18785,7 +18683,7 @@
       <w:pPr>
         <w:pStyle w:val="Cabealho1"/>
       </w:pPr>
-      <w:bookmarkStart w:id="84" w:name="_Toc233296735"/>
+      <w:bookmarkStart w:id="85" w:name="_Toc233300028"/>
       <w:r>
         <w:lastRenderedPageBreak/>
         <w:t>Conclusão Parte (</w:t>
@@ -18796,7 +18694,7 @@
       <w:r>
         <w:t xml:space="preserve"> texto parte 2)</w:t>
       </w:r>
-      <w:bookmarkEnd w:id="84"/>
+      <w:bookmarkEnd w:id="85"/>
     </w:p>
     <w:p>
       <w:pPr>
@@ -18961,6 +18859,7 @@
         <w:docPartUnique/>
       </w:docPartObj>
     </w:sdtPr>
+    <w:sdtEndPr/>
     <w:sdtContent>
       <w:p>
         <w:pPr>
@@ -18980,7 +18879,7 @@
           <w:rPr>
             <w:noProof/>
           </w:rPr>
-          <w:t>69</w:t>
+          <w:t>7</w:t>
         </w:r>
         <w:r>
           <w:fldChar w:fldCharType="end"/>
@@ -25360,7 +25259,7 @@
 </file>
 
 <file path=customXml/itemProps1.xml><?xml version="1.0" encoding="utf-8"?>
-<ds:datastoreItem xmlns:ds="http://schemas.openxmlformats.org/officeDocument/2006/customXml" ds:itemID="{E94E4A77-7E98-434F-BA6C-58D6D0CE618F}">
+<ds:datastoreItem xmlns:ds="http://schemas.openxmlformats.org/officeDocument/2006/customXml" ds:itemID="{C989E670-7412-4DD8-AB1E-4ABD52423B87}">
   <ds:schemaRefs>
     <ds:schemaRef ds:uri="http://schemas.openxmlformats.org/officeDocument/2006/bibliography"/>
   </ds:schemaRefs>
